--- a/Backend/Director_Disclosure/Output_Disclosures/2024-25/ADANI_SOLAR_ENERGY_JAISALMER_ONE_PRIVATE_LIMITED/MBP-1/MBP1_DIPAKKUMAR_SHANKARLAL_PANCHAL_11276896.docx
+++ b/Backend/Director_Disclosure/Output_Disclosures/2024-25/ADANI_SOLAR_ENERGY_JAISALMER_ONE_PRIVATE_LIMITED/MBP-1/MBP1_DIPAKKUMAR_SHANKARLAL_PANCHAL_11276896.docx
@@ -93,137 +93,17 @@
     </w:p>
     <w:p>
       <w:pPr>
-        <w:spacing w:before="0" w:after="0"/>
-        <w:jc w:val="left"/>
-      </w:pPr>
-      <w:r>
-        <w:rPr>
-          <w:rFonts w:ascii="Adani" w:hAnsi="Adani"/>
-          <w:b w:val="0"/>
-          <w:sz w:val="20"/>
-          <w:u w:val="none"/>
-        </w:rPr>
-        <w:t>ADANI SOLAR ENERGY JAISALMER ONE PRIVATE LIMITED</w:t>
-      </w:r>
-    </w:p>
-    <w:p>
-      <w:pPr>
-        <w:spacing w:before="0" w:after="0"/>
-        <w:jc w:val="left"/>
-      </w:pPr>
-      <w:r>
-        <w:rPr>
-          <w:rFonts w:ascii="Adani" w:hAnsi="Adani"/>
-          <w:b w:val="0"/>
-          <w:sz w:val="20"/>
-          <w:u w:val="none"/>
-        </w:rPr>
-        <w:t>ADANI SOLAR ENERGY RJ TWO PRIVATE LIMITED</w:t>
-      </w:r>
-    </w:p>
-    <w:p>
-      <w:pPr>
-        <w:spacing w:before="0" w:after="0"/>
-        <w:jc w:val="left"/>
-      </w:pPr>
-      <w:r>
-        <w:rPr>
-          <w:rFonts w:ascii="Adani" w:hAnsi="Adani"/>
-          <w:b w:val="0"/>
-          <w:sz w:val="20"/>
-          <w:u w:val="none"/>
-        </w:rPr>
-        <w:t>ADANI RENEWABLE ENERGY FOURTEEN LIMITED</w:t>
-      </w:r>
-    </w:p>
-    <w:p>
-      <w:pPr>
-        <w:spacing w:before="0" w:after="0"/>
-        <w:jc w:val="left"/>
-      </w:pPr>
-      <w:r>
-        <w:rPr>
-          <w:rFonts w:ascii="Adani" w:hAnsi="Adani"/>
-          <w:b w:val="0"/>
-          <w:sz w:val="20"/>
-          <w:u w:val="none"/>
-        </w:rPr>
-        <w:t>ADANI RENEWABLE ENERGY HOLDING NINETEEN PRIVATE LIMITED</w:t>
-      </w:r>
-    </w:p>
-    <w:p>
-      <w:pPr>
-        <w:spacing w:before="0" w:after="0"/>
-        <w:jc w:val="left"/>
-      </w:pPr>
-      <w:r>
-        <w:rPr>
-          <w:rFonts w:ascii="Adani" w:hAnsi="Adani"/>
-          <w:b w:val="0"/>
-          <w:sz w:val="20"/>
-          <w:u w:val="none"/>
-        </w:rPr>
-        <w:t>ADANI RENEWABLE ENERGY HOLDING EIGHTEEN LIMITED</w:t>
-      </w:r>
-    </w:p>
-    <w:p>
-      <w:pPr>
-        <w:spacing w:before="0" w:after="0"/>
-        <w:jc w:val="left"/>
-      </w:pPr>
-      <w:r>
-        <w:rPr>
-          <w:rFonts w:ascii="Adani" w:hAnsi="Adani"/>
-          <w:b w:val="0"/>
-          <w:sz w:val="20"/>
-          <w:u w:val="none"/>
-        </w:rPr>
-        <w:t>ADANI SOLAR ENERGY JAISALMER TWO PRIVATE LIMITED</w:t>
-      </w:r>
-    </w:p>
-    <w:p>
-      <w:pPr>
-        <w:spacing w:before="0" w:after="0"/>
-        <w:jc w:val="left"/>
-      </w:pPr>
-      <w:r>
-        <w:rPr>
-          <w:rFonts w:ascii="Adani" w:hAnsi="Adani"/>
-          <w:b w:val="0"/>
-          <w:sz w:val="20"/>
-          <w:u w:val="none"/>
-        </w:rPr>
-        <w:t>ADANI RENEWABLE ENERGY TWELVE LIMITED</w:t>
-      </w:r>
-    </w:p>
-    <w:p>
-      <w:pPr>
-        <w:spacing w:before="0" w:after="0"/>
-        <w:jc w:val="left"/>
-      </w:pPr>
-      <w:r>
-        <w:rPr>
-          <w:rFonts w:ascii="Adani" w:hAnsi="Adani"/>
-          <w:b w:val="0"/>
-          <w:sz w:val="20"/>
-          <w:u w:val="none"/>
-        </w:rPr>
-        <w:t>ADANI RENEWABLE ENERGY HOLDING SIXTEEN LIMITED</w:t>
-      </w:r>
-    </w:p>
-    <w:p>
-      <w:pPr>
         <w:spacing w:before="0" w:after="160"/>
         <w:jc w:val="left"/>
       </w:pPr>
       <w:r>
         <w:rPr>
           <w:rFonts w:ascii="Adani" w:hAnsi="Adani"/>
-          <w:b w:val="0"/>
+          <w:b/>
           <w:sz w:val="20"/>
           <w:u w:val="none"/>
         </w:rPr>
-        <w:t>ADANI SOLAR ENERGY JODHPUR SIX LIMITED</w:t>
+        <w:t>ADANI SOLAR ENERGY JAISALMER ONE PRIVATE LIMITED</w:t>
       </w:r>
     </w:p>
     <w:p>
@@ -793,7 +673,7 @@
                 <w:sz w:val="18"/>
                 <w:u w:val="none"/>
               </w:rPr>
-              <w:t>ADANI RENEWABLE ENERGY FOURTEEN LIMITED</w:t>
+              <w:t>ADANI RENEWABLE ENERGY HOLDING EIGHTEEN LIMITED</w:t>
             </w:r>
           </w:p>
         </w:tc>
@@ -935,7 +815,7 @@
                 <w:sz w:val="18"/>
                 <w:u w:val="none"/>
               </w:rPr>
-              <w:t>ADANI RENEWABLE ENERGY HOLDING NINETEEN PRIVATE LIMITED</w:t>
+              <w:t>ADANI SOLAR ENERGY JAISALMER TWO PRIVATE LIMITED</w:t>
             </w:r>
           </w:p>
         </w:tc>
@@ -1077,7 +957,7 @@
                 <w:sz w:val="18"/>
                 <w:u w:val="none"/>
               </w:rPr>
-              <w:t>ADANI RENEWABLE ENERGY HOLDING EIGHTEEN LIMITED</w:t>
+              <w:t>ADANI RENEWABLE ENERGY TWELVE LIMITED</w:t>
             </w:r>
           </w:p>
         </w:tc>
@@ -1219,7 +1099,7 @@
                 <w:sz w:val="18"/>
                 <w:u w:val="none"/>
               </w:rPr>
-              <w:t>ADANI SOLAR ENERGY JAISALMER TWO PRIVATE LIMITED</w:t>
+              <w:t>ADANI SOLAR ENERGY JODHPUR SIX LIMITED</w:t>
             </w:r>
           </w:p>
         </w:tc>
@@ -1361,7 +1241,7 @@
                 <w:sz w:val="18"/>
                 <w:u w:val="none"/>
               </w:rPr>
-              <w:t>ADANI RENEWABLE ENERGY TWELVE LIMITED</w:t>
+              <w:t>ADANI RENEWABLE ENERGY FOURTEEN LIMITED</w:t>
             </w:r>
           </w:p>
         </w:tc>
@@ -1645,7 +1525,7 @@
                 <w:sz w:val="18"/>
                 <w:u w:val="none"/>
               </w:rPr>
-              <w:t>ADANI SOLAR ENERGY JODHPUR SIX LIMITED</w:t>
+              <w:t>ADANI RENEWABLE ENERGY HOLDING NINETEEN PRIVATE LIMITED</w:t>
             </w:r>
           </w:p>
         </w:tc>
@@ -1966,7 +1846,7 @@
                 <w:sz w:val="18"/>
                 <w:u w:val="none"/>
               </w:rPr>
-              <w:t>Date:   07th May, 2026</w:t>
+              <w:t>Date:   15th May, 2026</w:t>
             </w:r>
           </w:p>
         </w:tc>
@@ -2232,174 +2112,441 @@
         <w:t>:</w:t>
       </w:r>
     </w:p>
-    <w:p>
-      <w:pPr>
-        <w:pStyle w:val="ListNumber"/>
-        <w:spacing w:before="0" w:after="40"/>
-        <w:ind w:left="720"/>
-      </w:pPr>
-      <w:r>
-        <w:rPr>
-          <w:rFonts w:ascii="Adani" w:hAnsi="Adani"/>
-          <w:b w:val="0"/>
-          <w:sz w:val="20"/>
-          <w:u w:val="none"/>
-        </w:rPr>
-        <w:t>Father</w:t>
-        <w:tab/>
-        <w:tab/>
-        <w:t>:</w:t>
-        <w:tab/>
-        <w:t>NIL</w:t>
-      </w:r>
-    </w:p>
-    <w:p>
-      <w:pPr>
-        <w:pStyle w:val="ListNumber"/>
-        <w:spacing w:before="0" w:after="40"/>
-        <w:ind w:left="720"/>
-      </w:pPr>
-      <w:r>
-        <w:rPr>
-          <w:rFonts w:ascii="Adani" w:hAnsi="Adani"/>
-          <w:b w:val="0"/>
-          <w:sz w:val="20"/>
-          <w:u w:val="none"/>
-        </w:rPr>
-        <w:t>Mother</w:t>
-        <w:tab/>
-        <w:tab/>
-        <w:t>:</w:t>
-        <w:tab/>
-        <w:t>NIL</w:t>
-      </w:r>
-    </w:p>
-    <w:p>
-      <w:pPr>
-        <w:pStyle w:val="ListNumber"/>
-        <w:spacing w:before="0" w:after="40"/>
-        <w:ind w:left="720"/>
-      </w:pPr>
-      <w:r>
-        <w:rPr>
-          <w:rFonts w:ascii="Adani" w:hAnsi="Adani"/>
-          <w:b w:val="0"/>
-          <w:sz w:val="20"/>
-          <w:u w:val="none"/>
-        </w:rPr>
-        <w:t>Son</w:t>
-        <w:tab/>
-        <w:tab/>
-        <w:t>:</w:t>
-        <w:tab/>
-        <w:t>NIL</w:t>
-      </w:r>
-    </w:p>
-    <w:p>
-      <w:pPr>
-        <w:pStyle w:val="ListNumber"/>
-        <w:spacing w:before="0" w:after="40"/>
-        <w:ind w:left="720"/>
-      </w:pPr>
-      <w:r>
-        <w:rPr>
-          <w:rFonts w:ascii="Adani" w:hAnsi="Adani"/>
-          <w:b w:val="0"/>
-          <w:sz w:val="20"/>
-          <w:u w:val="none"/>
-        </w:rPr>
-        <w:t>Son's Wife</w:t>
-        <w:tab/>
-        <w:tab/>
-        <w:t>:</w:t>
-        <w:tab/>
-        <w:t>NIL</w:t>
-      </w:r>
-    </w:p>
-    <w:p>
-      <w:pPr>
-        <w:pStyle w:val="ListNumber"/>
-        <w:spacing w:before="0" w:after="40"/>
-        <w:ind w:left="720"/>
-      </w:pPr>
-      <w:r>
-        <w:rPr>
-          <w:rFonts w:ascii="Adani" w:hAnsi="Adani"/>
-          <w:b w:val="0"/>
-          <w:sz w:val="20"/>
-          <w:u w:val="none"/>
-        </w:rPr>
-        <w:t>Daughter</w:t>
-        <w:tab/>
-        <w:tab/>
-        <w:t>:</w:t>
-        <w:tab/>
-        <w:t>NIL</w:t>
-      </w:r>
-    </w:p>
-    <w:p>
-      <w:pPr>
-        <w:pStyle w:val="ListNumber"/>
-        <w:spacing w:before="0" w:after="40"/>
-        <w:ind w:left="720"/>
-      </w:pPr>
-      <w:r>
-        <w:rPr>
-          <w:rFonts w:ascii="Adani" w:hAnsi="Adani"/>
-          <w:b w:val="0"/>
-          <w:sz w:val="20"/>
-          <w:u w:val="none"/>
-        </w:rPr>
-        <w:t>Daughter's Husband</w:t>
-        <w:tab/>
-        <w:tab/>
-        <w:t>:</w:t>
-        <w:tab/>
-        <w:t>NIL</w:t>
-      </w:r>
-    </w:p>
-    <w:p>
-      <w:pPr>
-        <w:pStyle w:val="ListNumber"/>
-        <w:spacing w:before="0" w:after="40"/>
-        <w:ind w:left="720"/>
-      </w:pPr>
-      <w:r>
-        <w:rPr>
-          <w:rFonts w:ascii="Adani" w:hAnsi="Adani"/>
-          <w:b w:val="0"/>
-          <w:sz w:val="20"/>
-          <w:u w:val="none"/>
-        </w:rPr>
-        <w:t>Brother</w:t>
-        <w:tab/>
-        <w:tab/>
-        <w:t>:</w:t>
-        <w:tab/>
-        <w:t>NIL</w:t>
-      </w:r>
-    </w:p>
-    <w:p>
-      <w:pPr>
-        <w:pStyle w:val="ListNumber"/>
-        <w:spacing w:before="0" w:after="40"/>
-        <w:ind w:left="720"/>
-      </w:pPr>
-      <w:r>
-        <w:rPr>
-          <w:rFonts w:ascii="Adani" w:hAnsi="Adani"/>
-          <w:b w:val="0"/>
-          <w:sz w:val="20"/>
-          <w:u w:val="none"/>
-        </w:rPr>
-        <w:t>Sister</w:t>
-        <w:tab/>
-        <w:tab/>
-        <w:t>:</w:t>
-        <w:tab/>
-        <w:t>NIL</w:t>
-      </w:r>
-    </w:p>
+    <w:tbl>
+      <w:tblPr>
+        <w:tblW w:type="auto" w:w="0"/>
+        <w:jc w:val="left"/>
+        <w:tblLook w:firstColumn="1" w:firstRow="1" w:lastColumn="0" w:lastRow="0" w:noHBand="0" w:noVBand="1" w:val="04A0"/>
+      </w:tblPr>
+      <w:tblGrid>
+        <w:gridCol w:w="4536"/>
+        <w:gridCol w:w="4536"/>
+      </w:tblGrid>
+      <w:tr>
+        <w:tc>
+          <w:tcPr>
+            <w:tcW w:type="dxa" w:w="4536"/>
+            <w:tcBorders>
+              <w:top w:val="none"/>
+              <w:bottom w:val="none"/>
+              <w:left w:val="none"/>
+              <w:right w:val="none"/>
+            </w:tcBorders>
+          </w:tcPr>
+          <w:p>
+            <w:pPr>
+              <w:ind w:left="720"/>
+            </w:pPr>
+            <w:r>
+              <w:rPr>
+                <w:rFonts w:ascii="Adani" w:hAnsi="Adani"/>
+                <w:b w:val="0"/>
+                <w:sz w:val="20"/>
+                <w:u w:val="none"/>
+              </w:rPr>
+              <w:t>1.</w:t>
+              <w:tab/>
+              <w:t>Father</w:t>
+              <w:tab/>
+              <w:t>:</w:t>
+            </w:r>
+          </w:p>
+        </w:tc>
+        <w:tc>
+          <w:tcPr>
+            <w:tcW w:type="dxa" w:w="4536"/>
+            <w:tcBorders>
+              <w:top w:val="none"/>
+              <w:bottom w:val="none"/>
+              <w:left w:val="none"/>
+              <w:right w:val="none"/>
+            </w:tcBorders>
+          </w:tcPr>
+          <w:p>
+            <w:r>
+              <w:rPr>
+                <w:rFonts w:ascii="Adani" w:hAnsi="Adani"/>
+                <w:b w:val="0"/>
+                <w:sz w:val="20"/>
+                <w:u w:val="none"/>
+              </w:rPr>
+              <w:t>NIL</w:t>
+            </w:r>
+          </w:p>
+        </w:tc>
+      </w:tr>
+      <w:tr>
+        <w:tc>
+          <w:tcPr>
+            <w:tcW w:type="dxa" w:w="4536"/>
+            <w:tcBorders>
+              <w:top w:val="none"/>
+              <w:bottom w:val="none"/>
+              <w:left w:val="none"/>
+              <w:right w:val="none"/>
+            </w:tcBorders>
+          </w:tcPr>
+          <w:p>
+            <w:pPr>
+              <w:ind w:left="720"/>
+            </w:pPr>
+            <w:r>
+              <w:rPr>
+                <w:rFonts w:ascii="Adani" w:hAnsi="Adani"/>
+                <w:b w:val="0"/>
+                <w:sz w:val="20"/>
+                <w:u w:val="none"/>
+              </w:rPr>
+              <w:t>2.</w:t>
+              <w:tab/>
+              <w:t>Mother</w:t>
+              <w:tab/>
+              <w:t>:</w:t>
+            </w:r>
+          </w:p>
+        </w:tc>
+        <w:tc>
+          <w:tcPr>
+            <w:tcW w:type="dxa" w:w="4536"/>
+            <w:tcBorders>
+              <w:top w:val="none"/>
+              <w:bottom w:val="none"/>
+              <w:left w:val="none"/>
+              <w:right w:val="none"/>
+            </w:tcBorders>
+          </w:tcPr>
+          <w:p>
+            <w:r>
+              <w:rPr>
+                <w:rFonts w:ascii="Adani" w:hAnsi="Adani"/>
+                <w:b w:val="0"/>
+                <w:sz w:val="20"/>
+                <w:u w:val="none"/>
+              </w:rPr>
+              <w:t>NIL</w:t>
+            </w:r>
+          </w:p>
+        </w:tc>
+      </w:tr>
+      <w:tr>
+        <w:tc>
+          <w:tcPr>
+            <w:tcW w:type="dxa" w:w="4536"/>
+            <w:tcBorders>
+              <w:top w:val="none"/>
+              <w:bottom w:val="none"/>
+              <w:left w:val="none"/>
+              <w:right w:val="none"/>
+            </w:tcBorders>
+          </w:tcPr>
+          <w:p>
+            <w:pPr>
+              <w:ind w:left="720"/>
+            </w:pPr>
+            <w:r>
+              <w:rPr>
+                <w:rFonts w:ascii="Adani" w:hAnsi="Adani"/>
+                <w:b w:val="0"/>
+                <w:sz w:val="20"/>
+                <w:u w:val="none"/>
+              </w:rPr>
+              <w:t>3.</w:t>
+              <w:tab/>
+              <w:t>Son</w:t>
+              <w:tab/>
+              <w:t>:</w:t>
+            </w:r>
+          </w:p>
+        </w:tc>
+        <w:tc>
+          <w:tcPr>
+            <w:tcW w:type="dxa" w:w="4536"/>
+            <w:tcBorders>
+              <w:top w:val="none"/>
+              <w:bottom w:val="none"/>
+              <w:left w:val="none"/>
+              <w:right w:val="none"/>
+            </w:tcBorders>
+          </w:tcPr>
+          <w:p>
+            <w:r>
+              <w:rPr>
+                <w:rFonts w:ascii="Adani" w:hAnsi="Adani"/>
+                <w:b w:val="0"/>
+                <w:sz w:val="20"/>
+                <w:u w:val="none"/>
+              </w:rPr>
+              <w:t>NIL</w:t>
+            </w:r>
+          </w:p>
+        </w:tc>
+      </w:tr>
+      <w:tr>
+        <w:tc>
+          <w:tcPr>
+            <w:tcW w:type="dxa" w:w="4536"/>
+            <w:tcBorders>
+              <w:top w:val="none"/>
+              <w:bottom w:val="none"/>
+              <w:left w:val="none"/>
+              <w:right w:val="none"/>
+            </w:tcBorders>
+          </w:tcPr>
+          <w:p>
+            <w:pPr>
+              <w:ind w:left="720"/>
+            </w:pPr>
+            <w:r>
+              <w:rPr>
+                <w:rFonts w:ascii="Adani" w:hAnsi="Adani"/>
+                <w:b w:val="0"/>
+                <w:sz w:val="20"/>
+                <w:u w:val="none"/>
+              </w:rPr>
+              <w:t>4.</w:t>
+              <w:tab/>
+              <w:t>Son's Wife</w:t>
+              <w:tab/>
+              <w:t>:</w:t>
+            </w:r>
+          </w:p>
+        </w:tc>
+        <w:tc>
+          <w:tcPr>
+            <w:tcW w:type="dxa" w:w="4536"/>
+            <w:tcBorders>
+              <w:top w:val="none"/>
+              <w:bottom w:val="none"/>
+              <w:left w:val="none"/>
+              <w:right w:val="none"/>
+            </w:tcBorders>
+          </w:tcPr>
+          <w:p>
+            <w:r>
+              <w:rPr>
+                <w:rFonts w:ascii="Adani" w:hAnsi="Adani"/>
+                <w:b w:val="0"/>
+                <w:sz w:val="20"/>
+                <w:u w:val="none"/>
+              </w:rPr>
+              <w:t>NIL</w:t>
+            </w:r>
+          </w:p>
+        </w:tc>
+      </w:tr>
+      <w:tr>
+        <w:tc>
+          <w:tcPr>
+            <w:tcW w:type="dxa" w:w="4536"/>
+            <w:tcBorders>
+              <w:top w:val="none"/>
+              <w:bottom w:val="none"/>
+              <w:left w:val="none"/>
+              <w:right w:val="none"/>
+            </w:tcBorders>
+          </w:tcPr>
+          <w:p>
+            <w:pPr>
+              <w:ind w:left="720"/>
+            </w:pPr>
+            <w:r>
+              <w:rPr>
+                <w:rFonts w:ascii="Adani" w:hAnsi="Adani"/>
+                <w:b w:val="0"/>
+                <w:sz w:val="20"/>
+                <w:u w:val="none"/>
+              </w:rPr>
+              <w:t>5.</w:t>
+              <w:tab/>
+              <w:t>Daughter</w:t>
+              <w:tab/>
+              <w:t>:</w:t>
+            </w:r>
+          </w:p>
+        </w:tc>
+        <w:tc>
+          <w:tcPr>
+            <w:tcW w:type="dxa" w:w="4536"/>
+            <w:tcBorders>
+              <w:top w:val="none"/>
+              <w:bottom w:val="none"/>
+              <w:left w:val="none"/>
+              <w:right w:val="none"/>
+            </w:tcBorders>
+          </w:tcPr>
+          <w:p>
+            <w:r>
+              <w:rPr>
+                <w:rFonts w:ascii="Adani" w:hAnsi="Adani"/>
+                <w:b w:val="0"/>
+                <w:sz w:val="20"/>
+                <w:u w:val="none"/>
+              </w:rPr>
+              <w:t>NIL</w:t>
+            </w:r>
+          </w:p>
+        </w:tc>
+      </w:tr>
+      <w:tr>
+        <w:tc>
+          <w:tcPr>
+            <w:tcW w:type="dxa" w:w="4536"/>
+            <w:tcBorders>
+              <w:top w:val="none"/>
+              <w:bottom w:val="none"/>
+              <w:left w:val="none"/>
+              <w:right w:val="none"/>
+            </w:tcBorders>
+          </w:tcPr>
+          <w:p>
+            <w:pPr>
+              <w:ind w:left="720"/>
+            </w:pPr>
+            <w:r>
+              <w:rPr>
+                <w:rFonts w:ascii="Adani" w:hAnsi="Adani"/>
+                <w:b w:val="0"/>
+                <w:sz w:val="20"/>
+                <w:u w:val="none"/>
+              </w:rPr>
+              <w:t>6.</w:t>
+              <w:tab/>
+              <w:t>Daughter's Husband</w:t>
+              <w:tab/>
+              <w:t>:</w:t>
+            </w:r>
+          </w:p>
+        </w:tc>
+        <w:tc>
+          <w:tcPr>
+            <w:tcW w:type="dxa" w:w="4536"/>
+            <w:tcBorders>
+              <w:top w:val="none"/>
+              <w:bottom w:val="none"/>
+              <w:left w:val="none"/>
+              <w:right w:val="none"/>
+            </w:tcBorders>
+          </w:tcPr>
+          <w:p>
+            <w:r>
+              <w:rPr>
+                <w:rFonts w:ascii="Adani" w:hAnsi="Adani"/>
+                <w:b w:val="0"/>
+                <w:sz w:val="20"/>
+                <w:u w:val="none"/>
+              </w:rPr>
+              <w:t>NIL</w:t>
+            </w:r>
+          </w:p>
+        </w:tc>
+      </w:tr>
+      <w:tr>
+        <w:tc>
+          <w:tcPr>
+            <w:tcW w:type="dxa" w:w="4536"/>
+            <w:tcBorders>
+              <w:top w:val="none"/>
+              <w:bottom w:val="none"/>
+              <w:left w:val="none"/>
+              <w:right w:val="none"/>
+            </w:tcBorders>
+          </w:tcPr>
+          <w:p>
+            <w:pPr>
+              <w:ind w:left="720"/>
+            </w:pPr>
+            <w:r>
+              <w:rPr>
+                <w:rFonts w:ascii="Adani" w:hAnsi="Adani"/>
+                <w:b w:val="0"/>
+                <w:sz w:val="20"/>
+                <w:u w:val="none"/>
+              </w:rPr>
+              <w:t>7.</w:t>
+              <w:tab/>
+              <w:t>Brother</w:t>
+              <w:tab/>
+              <w:t>:</w:t>
+            </w:r>
+          </w:p>
+        </w:tc>
+        <w:tc>
+          <w:tcPr>
+            <w:tcW w:type="dxa" w:w="4536"/>
+            <w:tcBorders>
+              <w:top w:val="none"/>
+              <w:bottom w:val="none"/>
+              <w:left w:val="none"/>
+              <w:right w:val="none"/>
+            </w:tcBorders>
+          </w:tcPr>
+          <w:p>
+            <w:r>
+              <w:rPr>
+                <w:rFonts w:ascii="Adani" w:hAnsi="Adani"/>
+                <w:b w:val="0"/>
+                <w:sz w:val="20"/>
+                <w:u w:val="none"/>
+              </w:rPr>
+              <w:t>NIL</w:t>
+            </w:r>
+          </w:p>
+        </w:tc>
+      </w:tr>
+      <w:tr>
+        <w:tc>
+          <w:tcPr>
+            <w:tcW w:type="dxa" w:w="4536"/>
+            <w:tcBorders>
+              <w:top w:val="none"/>
+              <w:bottom w:val="none"/>
+              <w:left w:val="none"/>
+              <w:right w:val="none"/>
+            </w:tcBorders>
+          </w:tcPr>
+          <w:p>
+            <w:pPr>
+              <w:ind w:left="720"/>
+            </w:pPr>
+            <w:r>
+              <w:rPr>
+                <w:rFonts w:ascii="Adani" w:hAnsi="Adani"/>
+                <w:b w:val="0"/>
+                <w:sz w:val="20"/>
+                <w:u w:val="none"/>
+              </w:rPr>
+              <w:t>8.</w:t>
+              <w:tab/>
+              <w:t>Sister</w:t>
+              <w:tab/>
+              <w:t>:</w:t>
+            </w:r>
+          </w:p>
+        </w:tc>
+        <w:tc>
+          <w:tcPr>
+            <w:tcW w:type="dxa" w:w="4536"/>
+            <w:tcBorders>
+              <w:top w:val="none"/>
+              <w:bottom w:val="none"/>
+              <w:left w:val="none"/>
+              <w:right w:val="none"/>
+            </w:tcBorders>
+          </w:tcPr>
+          <w:p>
+            <w:r>
+              <w:rPr>
+                <w:rFonts w:ascii="Adani" w:hAnsi="Adani"/>
+                <w:b w:val="0"/>
+                <w:sz w:val="20"/>
+                <w:u w:val="none"/>
+              </w:rPr>
+              <w:t>NIL</w:t>
+            </w:r>
+          </w:p>
+        </w:tc>
+      </w:tr>
+    </w:tbl>
     <w:p/>
     <w:p>
       <w:pPr>
@@ -2736,7 +2883,7 @@
                 <w:sz w:val="18"/>
                 <w:u w:val="none"/>
               </w:rPr>
-              <w:t>Date:   07th May, 2026</w:t>
+              <w:t>Date:   15th May, 2026</w:t>
             </w:r>
           </w:p>
         </w:tc>
@@ -2897,7 +3044,7 @@
           <w:sz w:val="20"/>
           <w:u w:val="none"/>
         </w:rPr>
-        <w:t>07th May, 2026</w:t>
+        <w:t>15th May, 2026</w:t>
       </w:r>
     </w:p>
     <w:p>
@@ -2972,36 +3119,6 @@
           <w:sz w:val="20"/>
           <w:u w:val="none"/>
         </w:rPr>
-        <w:t>ADANI RENEWABLE ENERGY FOURTEEN LIMITED</w:t>
-      </w:r>
-    </w:p>
-    <w:p>
-      <w:pPr>
-        <w:spacing w:before="0" w:after="20"/>
-        <w:jc w:val="left"/>
-      </w:pPr>
-      <w:r>
-        <w:rPr>
-          <w:rFonts w:ascii="Adani" w:hAnsi="Adani"/>
-          <w:b/>
-          <w:sz w:val="20"/>
-          <w:u w:val="none"/>
-        </w:rPr>
-        <w:t>ADANI RENEWABLE ENERGY HOLDING NINETEEN PRIVATE LIMITED</w:t>
-      </w:r>
-    </w:p>
-    <w:p>
-      <w:pPr>
-        <w:spacing w:before="0" w:after="20"/>
-        <w:jc w:val="left"/>
-      </w:pPr>
-      <w:r>
-        <w:rPr>
-          <w:rFonts w:ascii="Adani" w:hAnsi="Adani"/>
-          <w:b/>
-          <w:sz w:val="20"/>
-          <w:u w:val="none"/>
-        </w:rPr>
         <w:t>ADANI RENEWABLE ENERGY HOLDING EIGHTEEN LIMITED</w:t>
       </w:r>
     </w:p>
@@ -3047,6 +3164,36 @@
           <w:sz w:val="20"/>
           <w:u w:val="none"/>
         </w:rPr>
+        <w:t>ADANI SOLAR ENERGY JODHPUR SIX LIMITED</w:t>
+      </w:r>
+    </w:p>
+    <w:p>
+      <w:pPr>
+        <w:spacing w:before="0" w:after="20"/>
+        <w:jc w:val="left"/>
+      </w:pPr>
+      <w:r>
+        <w:rPr>
+          <w:rFonts w:ascii="Adani" w:hAnsi="Adani"/>
+          <w:b/>
+          <w:sz w:val="20"/>
+          <w:u w:val="none"/>
+        </w:rPr>
+        <w:t>ADANI RENEWABLE ENERGY FOURTEEN LIMITED</w:t>
+      </w:r>
+    </w:p>
+    <w:p>
+      <w:pPr>
+        <w:spacing w:before="0" w:after="20"/>
+        <w:jc w:val="left"/>
+      </w:pPr>
+      <w:r>
+        <w:rPr>
+          <w:rFonts w:ascii="Adani" w:hAnsi="Adani"/>
+          <w:b/>
+          <w:sz w:val="20"/>
+          <w:u w:val="none"/>
+        </w:rPr>
         <w:t>ADANI RENEWABLE ENERGY HOLDING SIXTEEN LIMITED</w:t>
       </w:r>
     </w:p>
@@ -3062,7 +3209,7 @@
           <w:sz w:val="20"/>
           <w:u w:val="none"/>
         </w:rPr>
-        <w:t>ADANI SOLAR ENERGY JODHPUR SIX LIMITED</w:t>
+        <w:t>ADANI RENEWABLE ENERGY HOLDING NINETEEN PRIVATE LIMITED</w:t>
       </w:r>
     </w:p>
     <w:p/>
@@ -3123,21 +3270,6 @@
           <w:sz w:val="20"/>
           <w:u w:val="none"/>
         </w:rPr>
-        <w:t>ADANI RENEWABLE ENERGY FOURTEEN LIMITED</w:t>
-      </w:r>
-    </w:p>
-    <w:p>
-      <w:pPr>
-        <w:spacing w:before="0" w:after="20"/>
-        <w:jc w:val="left"/>
-      </w:pPr>
-      <w:r>
-        <w:rPr>
-          <w:rFonts w:ascii="Adani" w:hAnsi="Adani"/>
-          <w:b w:val="0"/>
-          <w:sz w:val="20"/>
-          <w:u w:val="none"/>
-        </w:rPr>
         <w:t>ADANI RENEWABLE ENERGY HOLDING EIGHTEEN LIMITED</w:t>
       </w:r>
     </w:p>
@@ -3168,7 +3300,7 @@
           <w:sz w:val="20"/>
           <w:u w:val="none"/>
         </w:rPr>
-        <w:t>ADANI RENEWABLE ENERGY HOLDING SIXTEEN LIMITED</w:t>
+        <w:t>ADANI SOLAR ENERGY JODHPUR SIX LIMITED</w:t>
       </w:r>
     </w:p>
     <w:p>
@@ -3183,7 +3315,22 @@
           <w:sz w:val="20"/>
           <w:u w:val="none"/>
         </w:rPr>
-        <w:t>ADANI SOLAR ENERGY JODHPUR SIX LIMITED</w:t>
+        <w:t>ADANI RENEWABLE ENERGY FOURTEEN LIMITED</w:t>
+      </w:r>
+    </w:p>
+    <w:p>
+      <w:pPr>
+        <w:spacing w:before="0" w:after="20"/>
+        <w:jc w:val="left"/>
+      </w:pPr>
+      <w:r>
+        <w:rPr>
+          <w:rFonts w:ascii="Adani" w:hAnsi="Adani"/>
+          <w:b w:val="0"/>
+          <w:sz w:val="20"/>
+          <w:u w:val="none"/>
+        </w:rPr>
+        <w:t>ADANI RENEWABLE ENERGY HOLDING SIXTEEN LIMITED</w:t>
       </w:r>
     </w:p>
     <w:p/>
@@ -3278,7 +3425,7 @@
           <w:sz w:val="20"/>
           <w:u w:val="none"/>
         </w:rPr>
-        <w:t>ADANI RENEWABLE ENERGY HOLDING NINETEEN PRIVATE LIMITED</w:t>
+        <w:t>ADANI SOLAR ENERGY JAISALMER TWO PRIVATE LIMITED</w:t>
       </w:r>
     </w:p>
     <w:p>
@@ -3293,7 +3440,7 @@
           <w:sz w:val="20"/>
           <w:u w:val="none"/>
         </w:rPr>
-        <w:t>ADANI SOLAR ENERGY JAISALMER TWO PRIVATE LIMITED</w:t>
+        <w:t>ADANI RENEWABLE ENERGY HOLDING NINETEEN PRIVATE LIMITED</w:t>
       </w:r>
     </w:p>
     <w:p/>
@@ -4452,234 +4599,6 @@
                 <w:sz w:val="18"/>
                 <w:u w:val="none"/>
               </w:rPr>
-              <w:t>U40106DL2019PLC347418</w:t>
-            </w:r>
-          </w:p>
-        </w:tc>
-        <w:tc>
-          <w:tcPr>
-            <w:tcW w:type="dxa" w:w="4252"/>
-            <w:shd w:val="clear" w:color="auto" w:fill="FFFFFF"/>
-            <w:tcBorders>
-              <w:top w:val="single" w:sz="4" w:space="0" w:color="000000"/>
-              <w:left w:val="single" w:sz="4" w:space="0" w:color="000000"/>
-              <w:bottom w:val="single" w:sz="4" w:space="0" w:color="000000"/>
-              <w:right w:val="single" w:sz="4" w:space="0" w:color="000000"/>
-            </w:tcBorders>
-            <w:vAlign w:val="center"/>
-          </w:tcPr>
-          <w:p>
-            <w:pPr>
-              <w:spacing w:before="40" w:after="40"/>
-              <w:jc w:val="left"/>
-            </w:pPr>
-            <w:r>
-              <w:rPr>
-                <w:rFonts w:ascii="Adani" w:hAnsi="Adani"/>
-                <w:b w:val="0"/>
-                <w:sz w:val="18"/>
-                <w:u w:val="none"/>
-              </w:rPr>
-              <w:t>ADANI RENEWABLE ENERGY FOURTEEN LIMITED</w:t>
-            </w:r>
-          </w:p>
-        </w:tc>
-        <w:tc>
-          <w:tcPr>
-            <w:tcW w:type="dxa" w:w="1587"/>
-            <w:shd w:val="clear" w:color="auto" w:fill="FFFFFF"/>
-            <w:tcBorders>
-              <w:top w:val="single" w:sz="4" w:space="0" w:color="000000"/>
-              <w:left w:val="single" w:sz="4" w:space="0" w:color="000000"/>
-              <w:bottom w:val="single" w:sz="4" w:space="0" w:color="000000"/>
-              <w:right w:val="single" w:sz="4" w:space="0" w:color="000000"/>
-            </w:tcBorders>
-            <w:vAlign w:val="center"/>
-          </w:tcPr>
-          <w:p>
-            <w:pPr>
-              <w:spacing w:before="40" w:after="40"/>
-              <w:jc w:val="left"/>
-            </w:pPr>
-            <w:r>
-              <w:rPr>
-                <w:rFonts w:ascii="Adani" w:hAnsi="Adani"/>
-                <w:b w:val="0"/>
-                <w:sz w:val="18"/>
-                <w:u w:val="none"/>
-              </w:rPr>
-              <w:t>Additional Director</w:t>
-            </w:r>
-          </w:p>
-        </w:tc>
-        <w:tc>
-          <w:tcPr>
-            <w:tcW w:type="dxa" w:w="1304"/>
-            <w:shd w:val="clear" w:color="auto" w:fill="FFFFFF"/>
-            <w:tcBorders>
-              <w:top w:val="single" w:sz="4" w:space="0" w:color="000000"/>
-              <w:left w:val="single" w:sz="4" w:space="0" w:color="000000"/>
-              <w:bottom w:val="single" w:sz="4" w:space="0" w:color="000000"/>
-              <w:right w:val="single" w:sz="4" w:space="0" w:color="000000"/>
-            </w:tcBorders>
-            <w:vAlign w:val="center"/>
-          </w:tcPr>
-          <w:p>
-            <w:pPr>
-              <w:spacing w:before="40" w:after="40"/>
-              <w:jc w:val="left"/>
-            </w:pPr>
-            <w:r>
-              <w:rPr>
-                <w:rFonts w:ascii="Adani" w:hAnsi="Adani"/>
-                <w:b w:val="0"/>
-                <w:sz w:val="18"/>
-                <w:u w:val="none"/>
-              </w:rPr>
-              <w:t>03/09/2025</w:t>
-            </w:r>
-          </w:p>
-        </w:tc>
-      </w:tr>
-      <w:tr>
-        <w:tc>
-          <w:tcPr>
-            <w:tcW w:type="dxa" w:w="2268"/>
-            <w:shd w:val="clear" w:color="auto" w:fill="FFFFFF"/>
-            <w:tcBorders>
-              <w:top w:val="single" w:sz="4" w:space="0" w:color="000000"/>
-              <w:left w:val="single" w:sz="4" w:space="0" w:color="000000"/>
-              <w:bottom w:val="single" w:sz="4" w:space="0" w:color="000000"/>
-              <w:right w:val="single" w:sz="4" w:space="0" w:color="000000"/>
-            </w:tcBorders>
-            <w:vAlign w:val="center"/>
-          </w:tcPr>
-          <w:p>
-            <w:pPr>
-              <w:spacing w:before="40" w:after="40"/>
-              <w:jc w:val="left"/>
-            </w:pPr>
-            <w:r>
-              <w:rPr>
-                <w:rFonts w:ascii="Adani" w:hAnsi="Adani"/>
-                <w:b w:val="0"/>
-                <w:sz w:val="18"/>
-                <w:u w:val="none"/>
-              </w:rPr>
-              <w:t>U74999DL2018PTC335493</w:t>
-            </w:r>
-          </w:p>
-        </w:tc>
-        <w:tc>
-          <w:tcPr>
-            <w:tcW w:type="dxa" w:w="4252"/>
-            <w:shd w:val="clear" w:color="auto" w:fill="FFFFFF"/>
-            <w:tcBorders>
-              <w:top w:val="single" w:sz="4" w:space="0" w:color="000000"/>
-              <w:left w:val="single" w:sz="4" w:space="0" w:color="000000"/>
-              <w:bottom w:val="single" w:sz="4" w:space="0" w:color="000000"/>
-              <w:right w:val="single" w:sz="4" w:space="0" w:color="000000"/>
-            </w:tcBorders>
-            <w:vAlign w:val="center"/>
-          </w:tcPr>
-          <w:p>
-            <w:pPr>
-              <w:spacing w:before="40" w:after="40"/>
-              <w:jc w:val="left"/>
-            </w:pPr>
-            <w:r>
-              <w:rPr>
-                <w:rFonts w:ascii="Adani" w:hAnsi="Adani"/>
-                <w:b w:val="0"/>
-                <w:sz w:val="18"/>
-                <w:u w:val="none"/>
-              </w:rPr>
-              <w:t>ADANI RENEWABLE ENERGY HOLDING NINETEEN PRIVATE LIMITED</w:t>
-            </w:r>
-          </w:p>
-        </w:tc>
-        <w:tc>
-          <w:tcPr>
-            <w:tcW w:type="dxa" w:w="1587"/>
-            <w:shd w:val="clear" w:color="auto" w:fill="FFFFFF"/>
-            <w:tcBorders>
-              <w:top w:val="single" w:sz="4" w:space="0" w:color="000000"/>
-              <w:left w:val="single" w:sz="4" w:space="0" w:color="000000"/>
-              <w:bottom w:val="single" w:sz="4" w:space="0" w:color="000000"/>
-              <w:right w:val="single" w:sz="4" w:space="0" w:color="000000"/>
-            </w:tcBorders>
-            <w:vAlign w:val="center"/>
-          </w:tcPr>
-          <w:p>
-            <w:pPr>
-              <w:spacing w:before="40" w:after="40"/>
-              <w:jc w:val="left"/>
-            </w:pPr>
-            <w:r>
-              <w:rPr>
-                <w:rFonts w:ascii="Adani" w:hAnsi="Adani"/>
-                <w:b w:val="0"/>
-                <w:sz w:val="18"/>
-                <w:u w:val="none"/>
-              </w:rPr>
-              <w:t>Additional Director</w:t>
-            </w:r>
-          </w:p>
-        </w:tc>
-        <w:tc>
-          <w:tcPr>
-            <w:tcW w:type="dxa" w:w="1304"/>
-            <w:shd w:val="clear" w:color="auto" w:fill="FFFFFF"/>
-            <w:tcBorders>
-              <w:top w:val="single" w:sz="4" w:space="0" w:color="000000"/>
-              <w:left w:val="single" w:sz="4" w:space="0" w:color="000000"/>
-              <w:bottom w:val="single" w:sz="4" w:space="0" w:color="000000"/>
-              <w:right w:val="single" w:sz="4" w:space="0" w:color="000000"/>
-            </w:tcBorders>
-            <w:vAlign w:val="center"/>
-          </w:tcPr>
-          <w:p>
-            <w:pPr>
-              <w:spacing w:before="40" w:after="40"/>
-              <w:jc w:val="left"/>
-            </w:pPr>
-            <w:r>
-              <w:rPr>
-                <w:rFonts w:ascii="Adani" w:hAnsi="Adani"/>
-                <w:b w:val="0"/>
-                <w:sz w:val="18"/>
-                <w:u w:val="none"/>
-              </w:rPr>
-              <w:t>03/09/2025</w:t>
-            </w:r>
-          </w:p>
-        </w:tc>
-      </w:tr>
-      <w:tr>
-        <w:tc>
-          <w:tcPr>
-            <w:tcW w:type="dxa" w:w="2268"/>
-            <w:shd w:val="clear" w:color="auto" w:fill="FFFFFF"/>
-            <w:tcBorders>
-              <w:top w:val="single" w:sz="4" w:space="0" w:color="000000"/>
-              <w:left w:val="single" w:sz="4" w:space="0" w:color="000000"/>
-              <w:bottom w:val="single" w:sz="4" w:space="0" w:color="000000"/>
-              <w:right w:val="single" w:sz="4" w:space="0" w:color="000000"/>
-            </w:tcBorders>
-            <w:vAlign w:val="center"/>
-          </w:tcPr>
-          <w:p>
-            <w:pPr>
-              <w:spacing w:before="40" w:after="40"/>
-              <w:jc w:val="left"/>
-            </w:pPr>
-            <w:r>
-              <w:rPr>
-                <w:rFonts w:ascii="Adani" w:hAnsi="Adani"/>
-                <w:b w:val="0"/>
-                <w:sz w:val="18"/>
-                <w:u w:val="none"/>
-              </w:rPr>
               <w:t>U40300DL2018PLC337580</w:t>
             </w:r>
           </w:p>
@@ -5022,6 +4941,234 @@
                 <w:sz w:val="18"/>
                 <w:u w:val="none"/>
               </w:rPr>
+              <w:t>U40106DL2020PLC363025</w:t>
+            </w:r>
+          </w:p>
+        </w:tc>
+        <w:tc>
+          <w:tcPr>
+            <w:tcW w:type="dxa" w:w="4252"/>
+            <w:shd w:val="clear" w:color="auto" w:fill="FFFFFF"/>
+            <w:tcBorders>
+              <w:top w:val="single" w:sz="4" w:space="0" w:color="000000"/>
+              <w:left w:val="single" w:sz="4" w:space="0" w:color="000000"/>
+              <w:bottom w:val="single" w:sz="4" w:space="0" w:color="000000"/>
+              <w:right w:val="single" w:sz="4" w:space="0" w:color="000000"/>
+            </w:tcBorders>
+            <w:vAlign w:val="center"/>
+          </w:tcPr>
+          <w:p>
+            <w:pPr>
+              <w:spacing w:before="40" w:after="40"/>
+              <w:jc w:val="left"/>
+            </w:pPr>
+            <w:r>
+              <w:rPr>
+                <w:rFonts w:ascii="Adani" w:hAnsi="Adani"/>
+                <w:b w:val="0"/>
+                <w:sz w:val="18"/>
+                <w:u w:val="none"/>
+              </w:rPr>
+              <w:t>ADANI SOLAR ENERGY JODHPUR SIX LIMITED</w:t>
+            </w:r>
+          </w:p>
+        </w:tc>
+        <w:tc>
+          <w:tcPr>
+            <w:tcW w:type="dxa" w:w="1587"/>
+            <w:shd w:val="clear" w:color="auto" w:fill="FFFFFF"/>
+            <w:tcBorders>
+              <w:top w:val="single" w:sz="4" w:space="0" w:color="000000"/>
+              <w:left w:val="single" w:sz="4" w:space="0" w:color="000000"/>
+              <w:bottom w:val="single" w:sz="4" w:space="0" w:color="000000"/>
+              <w:right w:val="single" w:sz="4" w:space="0" w:color="000000"/>
+            </w:tcBorders>
+            <w:vAlign w:val="center"/>
+          </w:tcPr>
+          <w:p>
+            <w:pPr>
+              <w:spacing w:before="40" w:after="40"/>
+              <w:jc w:val="left"/>
+            </w:pPr>
+            <w:r>
+              <w:rPr>
+                <w:rFonts w:ascii="Adani" w:hAnsi="Adani"/>
+                <w:b w:val="0"/>
+                <w:sz w:val="18"/>
+                <w:u w:val="none"/>
+              </w:rPr>
+              <w:t>Additional Director</w:t>
+            </w:r>
+          </w:p>
+        </w:tc>
+        <w:tc>
+          <w:tcPr>
+            <w:tcW w:type="dxa" w:w="1304"/>
+            <w:shd w:val="clear" w:color="auto" w:fill="FFFFFF"/>
+            <w:tcBorders>
+              <w:top w:val="single" w:sz="4" w:space="0" w:color="000000"/>
+              <w:left w:val="single" w:sz="4" w:space="0" w:color="000000"/>
+              <w:bottom w:val="single" w:sz="4" w:space="0" w:color="000000"/>
+              <w:right w:val="single" w:sz="4" w:space="0" w:color="000000"/>
+            </w:tcBorders>
+            <w:vAlign w:val="center"/>
+          </w:tcPr>
+          <w:p>
+            <w:pPr>
+              <w:spacing w:before="40" w:after="40"/>
+              <w:jc w:val="left"/>
+            </w:pPr>
+            <w:r>
+              <w:rPr>
+                <w:rFonts w:ascii="Adani" w:hAnsi="Adani"/>
+                <w:b w:val="0"/>
+                <w:sz w:val="18"/>
+                <w:u w:val="none"/>
+              </w:rPr>
+              <w:t>03/09/2025</w:t>
+            </w:r>
+          </w:p>
+        </w:tc>
+      </w:tr>
+      <w:tr>
+        <w:tc>
+          <w:tcPr>
+            <w:tcW w:type="dxa" w:w="2268"/>
+            <w:shd w:val="clear" w:color="auto" w:fill="FFFFFF"/>
+            <w:tcBorders>
+              <w:top w:val="single" w:sz="4" w:space="0" w:color="000000"/>
+              <w:left w:val="single" w:sz="4" w:space="0" w:color="000000"/>
+              <w:bottom w:val="single" w:sz="4" w:space="0" w:color="000000"/>
+              <w:right w:val="single" w:sz="4" w:space="0" w:color="000000"/>
+            </w:tcBorders>
+            <w:vAlign w:val="center"/>
+          </w:tcPr>
+          <w:p>
+            <w:pPr>
+              <w:spacing w:before="40" w:after="40"/>
+              <w:jc w:val="left"/>
+            </w:pPr>
+            <w:r>
+              <w:rPr>
+                <w:rFonts w:ascii="Adani" w:hAnsi="Adani"/>
+                <w:b w:val="0"/>
+                <w:sz w:val="18"/>
+                <w:u w:val="none"/>
+              </w:rPr>
+              <w:t>U40106DL2019PLC347418</w:t>
+            </w:r>
+          </w:p>
+        </w:tc>
+        <w:tc>
+          <w:tcPr>
+            <w:tcW w:type="dxa" w:w="4252"/>
+            <w:shd w:val="clear" w:color="auto" w:fill="FFFFFF"/>
+            <w:tcBorders>
+              <w:top w:val="single" w:sz="4" w:space="0" w:color="000000"/>
+              <w:left w:val="single" w:sz="4" w:space="0" w:color="000000"/>
+              <w:bottom w:val="single" w:sz="4" w:space="0" w:color="000000"/>
+              <w:right w:val="single" w:sz="4" w:space="0" w:color="000000"/>
+            </w:tcBorders>
+            <w:vAlign w:val="center"/>
+          </w:tcPr>
+          <w:p>
+            <w:pPr>
+              <w:spacing w:before="40" w:after="40"/>
+              <w:jc w:val="left"/>
+            </w:pPr>
+            <w:r>
+              <w:rPr>
+                <w:rFonts w:ascii="Adani" w:hAnsi="Adani"/>
+                <w:b w:val="0"/>
+                <w:sz w:val="18"/>
+                <w:u w:val="none"/>
+              </w:rPr>
+              <w:t>ADANI RENEWABLE ENERGY FOURTEEN LIMITED</w:t>
+            </w:r>
+          </w:p>
+        </w:tc>
+        <w:tc>
+          <w:tcPr>
+            <w:tcW w:type="dxa" w:w="1587"/>
+            <w:shd w:val="clear" w:color="auto" w:fill="FFFFFF"/>
+            <w:tcBorders>
+              <w:top w:val="single" w:sz="4" w:space="0" w:color="000000"/>
+              <w:left w:val="single" w:sz="4" w:space="0" w:color="000000"/>
+              <w:bottom w:val="single" w:sz="4" w:space="0" w:color="000000"/>
+              <w:right w:val="single" w:sz="4" w:space="0" w:color="000000"/>
+            </w:tcBorders>
+            <w:vAlign w:val="center"/>
+          </w:tcPr>
+          <w:p>
+            <w:pPr>
+              <w:spacing w:before="40" w:after="40"/>
+              <w:jc w:val="left"/>
+            </w:pPr>
+            <w:r>
+              <w:rPr>
+                <w:rFonts w:ascii="Adani" w:hAnsi="Adani"/>
+                <w:b w:val="0"/>
+                <w:sz w:val="18"/>
+                <w:u w:val="none"/>
+              </w:rPr>
+              <w:t>Additional Director</w:t>
+            </w:r>
+          </w:p>
+        </w:tc>
+        <w:tc>
+          <w:tcPr>
+            <w:tcW w:type="dxa" w:w="1304"/>
+            <w:shd w:val="clear" w:color="auto" w:fill="FFFFFF"/>
+            <w:tcBorders>
+              <w:top w:val="single" w:sz="4" w:space="0" w:color="000000"/>
+              <w:left w:val="single" w:sz="4" w:space="0" w:color="000000"/>
+              <w:bottom w:val="single" w:sz="4" w:space="0" w:color="000000"/>
+              <w:right w:val="single" w:sz="4" w:space="0" w:color="000000"/>
+            </w:tcBorders>
+            <w:vAlign w:val="center"/>
+          </w:tcPr>
+          <w:p>
+            <w:pPr>
+              <w:spacing w:before="40" w:after="40"/>
+              <w:jc w:val="left"/>
+            </w:pPr>
+            <w:r>
+              <w:rPr>
+                <w:rFonts w:ascii="Adani" w:hAnsi="Adani"/>
+                <w:b w:val="0"/>
+                <w:sz w:val="18"/>
+                <w:u w:val="none"/>
+              </w:rPr>
+              <w:t>03/09/2025</w:t>
+            </w:r>
+          </w:p>
+        </w:tc>
+      </w:tr>
+      <w:tr>
+        <w:tc>
+          <w:tcPr>
+            <w:tcW w:type="dxa" w:w="2268"/>
+            <w:shd w:val="clear" w:color="auto" w:fill="FFFFFF"/>
+            <w:tcBorders>
+              <w:top w:val="single" w:sz="4" w:space="0" w:color="000000"/>
+              <w:left w:val="single" w:sz="4" w:space="0" w:color="000000"/>
+              <w:bottom w:val="single" w:sz="4" w:space="0" w:color="000000"/>
+              <w:right w:val="single" w:sz="4" w:space="0" w:color="000000"/>
+            </w:tcBorders>
+            <w:vAlign w:val="center"/>
+          </w:tcPr>
+          <w:p>
+            <w:pPr>
+              <w:spacing w:before="40" w:after="40"/>
+              <w:jc w:val="left"/>
+            </w:pPr>
+            <w:r>
+              <w:rPr>
+                <w:rFonts w:ascii="Adani" w:hAnsi="Adani"/>
+                <w:b w:val="0"/>
+                <w:sz w:val="18"/>
+                <w:u w:val="none"/>
+              </w:rPr>
               <w:t>U40106DL2018PLC341851</w:t>
             </w:r>
           </w:p>
@@ -5136,7 +5283,7 @@
                 <w:sz w:val="18"/>
                 <w:u w:val="none"/>
               </w:rPr>
-              <w:t>U40106DL2020PLC363025</w:t>
+              <w:t>U74999DL2018PTC335493</w:t>
             </w:r>
           </w:p>
         </w:tc>
@@ -5164,7 +5311,7 @@
                 <w:sz w:val="18"/>
                 <w:u w:val="none"/>
               </w:rPr>
-              <w:t>ADANI SOLAR ENERGY JODHPUR SIX LIMITED</w:t>
+              <w:t>ADANI RENEWABLE ENERGY HOLDING NINETEEN PRIVATE LIMITED</w:t>
             </w:r>
           </w:p>
         </w:tc>

--- a/Backend/Director_Disclosure/Output_Disclosures/2024-25/ADANI_SOLAR_ENERGY_JAISALMER_ONE_PRIVATE_LIMITED/MBP-1/MBP1_DIPAKKUMAR_SHANKARLAL_PANCHAL_11276896.docx
+++ b/Backend/Director_Disclosure/Output_Disclosures/2024-25/ADANI_SOLAR_ENERGY_JAISALMER_ONE_PRIVATE_LIMITED/MBP-1/MBP1_DIPAKKUMAR_SHANKARLAL_PANCHAL_11276896.docx
@@ -531,7 +531,7 @@
                 <w:sz w:val="18"/>
                 <w:u w:val="none"/>
               </w:rPr>
-              <w:t>ADANI SOLAR ENERGY RJ TWO PRIVATE LIMITED</w:t>
+              <w:t>ADANI RENEWABLE ENERGY HOLDING EIGHTEEN LIMITED</w:t>
             </w:r>
           </w:p>
         </w:tc>
@@ -673,7 +673,7 @@
                 <w:sz w:val="18"/>
                 <w:u w:val="none"/>
               </w:rPr>
-              <w:t>ADANI RENEWABLE ENERGY HOLDING EIGHTEEN LIMITED</w:t>
+              <w:t>ADANI RENEWABLE ENERGY TWELVE LIMITED</w:t>
             </w:r>
           </w:p>
         </w:tc>
@@ -957,7 +957,7 @@
                 <w:sz w:val="18"/>
                 <w:u w:val="none"/>
               </w:rPr>
-              <w:t>ADANI RENEWABLE ENERGY TWELVE LIMITED</w:t>
+              <w:t>ADANI SOLAR ENERGY JODHPUR SIX LIMITED</w:t>
             </w:r>
           </w:p>
         </w:tc>
@@ -1099,7 +1099,7 @@
                 <w:sz w:val="18"/>
                 <w:u w:val="none"/>
               </w:rPr>
-              <w:t>ADANI SOLAR ENERGY JODHPUR SIX LIMITED</w:t>
+              <w:t>ADANI SOLAR ENERGY RJ TWO PRIVATE LIMITED</w:t>
             </w:r>
           </w:p>
         </w:tc>
@@ -1846,7 +1846,7 @@
                 <w:sz w:val="18"/>
                 <w:u w:val="none"/>
               </w:rPr>
-              <w:t>Date:   15th May, 2026</w:t>
+              <w:t>Date:   29th May, 2026</w:t>
             </w:r>
           </w:p>
         </w:tc>
@@ -2883,7 +2883,7 @@
                 <w:sz w:val="18"/>
                 <w:u w:val="none"/>
               </w:rPr>
-              <w:t>Date:   15th May, 2026</w:t>
+              <w:t>Date:   29th May, 2026</w:t>
             </w:r>
           </w:p>
         </w:tc>
@@ -3044,7 +3044,7 @@
           <w:sz w:val="20"/>
           <w:u w:val="none"/>
         </w:rPr>
-        <w:t>15th May, 2026</w:t>
+        <w:t>29th May, 2026</w:t>
       </w:r>
     </w:p>
     <w:p>
@@ -3104,7 +3104,7 @@
           <w:sz w:val="20"/>
           <w:u w:val="none"/>
         </w:rPr>
-        <w:t>ADANI SOLAR ENERGY RJ TWO PRIVATE LIMITED</w:t>
+        <w:t>ADANI RENEWABLE ENERGY HOLDING EIGHTEEN LIMITED</w:t>
       </w:r>
     </w:p>
     <w:p>
@@ -3119,7 +3119,7 @@
           <w:sz w:val="20"/>
           <w:u w:val="none"/>
         </w:rPr>
-        <w:t>ADANI RENEWABLE ENERGY HOLDING EIGHTEEN LIMITED</w:t>
+        <w:t>ADANI RENEWABLE ENERGY TWELVE LIMITED</w:t>
       </w:r>
     </w:p>
     <w:p>
@@ -3149,7 +3149,7 @@
           <w:sz w:val="20"/>
           <w:u w:val="none"/>
         </w:rPr>
-        <w:t>ADANI RENEWABLE ENERGY TWELVE LIMITED</w:t>
+        <w:t>ADANI SOLAR ENERGY JODHPUR SIX LIMITED</w:t>
       </w:r>
     </w:p>
     <w:p>
@@ -3164,7 +3164,7 @@
           <w:sz w:val="20"/>
           <w:u w:val="none"/>
         </w:rPr>
-        <w:t>ADANI SOLAR ENERGY JODHPUR SIX LIMITED</w:t>
+        <w:t>ADANI SOLAR ENERGY RJ TWO PRIVATE LIMITED</w:t>
       </w:r>
     </w:p>
     <w:p>
@@ -3410,7 +3410,7 @@
           <w:sz w:val="20"/>
           <w:u w:val="none"/>
         </w:rPr>
-        <w:t>ADANI SOLAR ENERGY RJ TWO PRIVATE LIMITED</w:t>
+        <w:t>ADANI SOLAR ENERGY JAISALMER TWO PRIVATE LIMITED</w:t>
       </w:r>
     </w:p>
     <w:p>
@@ -3425,7 +3425,7 @@
           <w:sz w:val="20"/>
           <w:u w:val="none"/>
         </w:rPr>
-        <w:t>ADANI SOLAR ENERGY JAISALMER TWO PRIVATE LIMITED</w:t>
+        <w:t>ADANI SOLAR ENERGY RJ TWO PRIVATE LIMITED</w:t>
       </w:r>
     </w:p>
     <w:p>
@@ -4485,7 +4485,7 @@
                 <w:sz w:val="18"/>
                 <w:u w:val="none"/>
               </w:rPr>
-              <w:t>U40300DL2019PTC357444</w:t>
+              <w:t>U40300DL2018PLC337580</w:t>
             </w:r>
           </w:p>
         </w:tc>
@@ -4513,7 +4513,7 @@
                 <w:sz w:val="18"/>
                 <w:u w:val="none"/>
               </w:rPr>
-              <w:t>ADANI SOLAR ENERGY RJ TWO PRIVATE LIMITED</w:t>
+              <w:t>ADANI RENEWABLE ENERGY HOLDING EIGHTEEN LIMITED</w:t>
             </w:r>
           </w:p>
         </w:tc>
@@ -4599,7 +4599,7 @@
                 <w:sz w:val="18"/>
                 <w:u w:val="none"/>
               </w:rPr>
-              <w:t>U40300DL2018PLC337580</w:t>
+              <w:t>U40106DL2018PLC337548</w:t>
             </w:r>
           </w:p>
         </w:tc>
@@ -4627,7 +4627,7 @@
                 <w:sz w:val="18"/>
                 <w:u w:val="none"/>
               </w:rPr>
-              <w:t>ADANI RENEWABLE ENERGY HOLDING EIGHTEEN LIMITED</w:t>
+              <w:t>ADANI RENEWABLE ENERGY TWELVE LIMITED</w:t>
             </w:r>
           </w:p>
         </w:tc>
@@ -4827,7 +4827,7 @@
                 <w:sz w:val="18"/>
                 <w:u w:val="none"/>
               </w:rPr>
-              <w:t>U40106DL2018PLC337548</w:t>
+              <w:t>U40106DL2020PLC363025</w:t>
             </w:r>
           </w:p>
         </w:tc>
@@ -4855,7 +4855,7 @@
                 <w:sz w:val="18"/>
                 <w:u w:val="none"/>
               </w:rPr>
-              <w:t>ADANI RENEWABLE ENERGY TWELVE LIMITED</w:t>
+              <w:t>ADANI SOLAR ENERGY JODHPUR SIX LIMITED</w:t>
             </w:r>
           </w:p>
         </w:tc>
@@ -4941,7 +4941,7 @@
                 <w:sz w:val="18"/>
                 <w:u w:val="none"/>
               </w:rPr>
-              <w:t>U40106DL2020PLC363025</w:t>
+              <w:t>U40300DL2019PTC357444</w:t>
             </w:r>
           </w:p>
         </w:tc>
@@ -4969,7 +4969,7 @@
                 <w:sz w:val="18"/>
                 <w:u w:val="none"/>
               </w:rPr>
-              <w:t>ADANI SOLAR ENERGY JODHPUR SIX LIMITED</w:t>
+              <w:t>ADANI SOLAR ENERGY RJ TWO PRIVATE LIMITED</w:t>
             </w:r>
           </w:p>
         </w:tc>

--- a/Backend/Director_Disclosure/Output_Disclosures/2024-25/ADANI_SOLAR_ENERGY_JAISALMER_ONE_PRIVATE_LIMITED/MBP-1/MBP1_DIPAKKUMAR_SHANKARLAL_PANCHAL_11276896.docx
+++ b/Backend/Director_Disclosure/Output_Disclosures/2024-25/ADANI_SOLAR_ENERGY_JAISALMER_ONE_PRIVATE_LIMITED/MBP-1/MBP1_DIPAKKUMAR_SHANKARLAL_PANCHAL_11276896.docx
@@ -673,7 +673,7 @@
                 <w:sz w:val="18"/>
                 <w:u w:val="none"/>
               </w:rPr>
-              <w:t>ADANI RENEWABLE ENERGY TWELVE LIMITED</w:t>
+              <w:t>ADANI RENEWABLE ENERGY HOLDING NINETEEN PRIVATE LIMITED</w:t>
             </w:r>
           </w:p>
         </w:tc>
@@ -815,7 +815,7 @@
                 <w:sz w:val="18"/>
                 <w:u w:val="none"/>
               </w:rPr>
-              <w:t>ADANI SOLAR ENERGY JAISALMER TWO PRIVATE LIMITED</w:t>
+              <w:t>ADANI RENEWABLE ENERGY HOLDING SIXTEEN LIMITED</w:t>
             </w:r>
           </w:p>
         </w:tc>
@@ -957,7 +957,7 @@
                 <w:sz w:val="18"/>
                 <w:u w:val="none"/>
               </w:rPr>
-              <w:t>ADANI SOLAR ENERGY JODHPUR SIX LIMITED</w:t>
+              <w:t>ADANI SOLAR ENERGY RJ TWO PRIVATE LIMITED</w:t>
             </w:r>
           </w:p>
         </w:tc>
@@ -1099,7 +1099,7 @@
                 <w:sz w:val="18"/>
                 <w:u w:val="none"/>
               </w:rPr>
-              <w:t>ADANI SOLAR ENERGY RJ TWO PRIVATE LIMITED</w:t>
+              <w:t>ADANI SOLAR ENERGY JODHPUR SIX LIMITED</w:t>
             </w:r>
           </w:p>
         </w:tc>
@@ -1241,7 +1241,7 @@
                 <w:sz w:val="18"/>
                 <w:u w:val="none"/>
               </w:rPr>
-              <w:t>ADANI RENEWABLE ENERGY FOURTEEN LIMITED</w:t>
+              <w:t>ADANI SOLAR ENERGY JAISALMER TWO PRIVATE LIMITED</w:t>
             </w:r>
           </w:p>
         </w:tc>
@@ -1383,7 +1383,7 @@
                 <w:sz w:val="18"/>
                 <w:u w:val="none"/>
               </w:rPr>
-              <w:t>ADANI RENEWABLE ENERGY HOLDING SIXTEEN LIMITED</w:t>
+              <w:t>ADANI RENEWABLE ENERGY FOURTEEN LIMITED</w:t>
             </w:r>
           </w:p>
         </w:tc>
@@ -1525,7 +1525,7 @@
                 <w:sz w:val="18"/>
                 <w:u w:val="none"/>
               </w:rPr>
-              <w:t>ADANI RENEWABLE ENERGY HOLDING NINETEEN PRIVATE LIMITED</w:t>
+              <w:t>ADANI RENEWABLE ENERGY TWELVE LIMITED</w:t>
             </w:r>
           </w:p>
         </w:tc>
@@ -1846,7 +1846,7 @@
                 <w:sz w:val="18"/>
                 <w:u w:val="none"/>
               </w:rPr>
-              <w:t>Date:   29th May, 2026</w:t>
+              <w:t>Date:   09th June, 2026</w:t>
             </w:r>
           </w:p>
         </w:tc>
@@ -2883,7 +2883,7 @@
                 <w:sz w:val="18"/>
                 <w:u w:val="none"/>
               </w:rPr>
-              <w:t>Date:   29th May, 2026</w:t>
+              <w:t>Date:   09th June, 2026</w:t>
             </w:r>
           </w:p>
         </w:tc>
@@ -3044,7 +3044,7 @@
           <w:sz w:val="20"/>
           <w:u w:val="none"/>
         </w:rPr>
-        <w:t>29th May, 2026</w:t>
+        <w:t>09th June, 2026</w:t>
       </w:r>
     </w:p>
     <w:p>
@@ -3119,7 +3119,52 @@
           <w:sz w:val="20"/>
           <w:u w:val="none"/>
         </w:rPr>
-        <w:t>ADANI RENEWABLE ENERGY TWELVE LIMITED</w:t>
+        <w:t>ADANI RENEWABLE ENERGY HOLDING NINETEEN PRIVATE LIMITED</w:t>
+      </w:r>
+    </w:p>
+    <w:p>
+      <w:pPr>
+        <w:spacing w:before="0" w:after="20"/>
+        <w:jc w:val="left"/>
+      </w:pPr>
+      <w:r>
+        <w:rPr>
+          <w:rFonts w:ascii="Adani" w:hAnsi="Adani"/>
+          <w:b/>
+          <w:sz w:val="20"/>
+          <w:u w:val="none"/>
+        </w:rPr>
+        <w:t>ADANI RENEWABLE ENERGY HOLDING SIXTEEN LIMITED</w:t>
+      </w:r>
+    </w:p>
+    <w:p>
+      <w:pPr>
+        <w:spacing w:before="0" w:after="20"/>
+        <w:jc w:val="left"/>
+      </w:pPr>
+      <w:r>
+        <w:rPr>
+          <w:rFonts w:ascii="Adani" w:hAnsi="Adani"/>
+          <w:b/>
+          <w:sz w:val="20"/>
+          <w:u w:val="none"/>
+        </w:rPr>
+        <w:t>ADANI SOLAR ENERGY RJ TWO PRIVATE LIMITED</w:t>
+      </w:r>
+    </w:p>
+    <w:p>
+      <w:pPr>
+        <w:spacing w:before="0" w:after="20"/>
+        <w:jc w:val="left"/>
+      </w:pPr>
+      <w:r>
+        <w:rPr>
+          <w:rFonts w:ascii="Adani" w:hAnsi="Adani"/>
+          <w:b/>
+          <w:sz w:val="20"/>
+          <w:u w:val="none"/>
+        </w:rPr>
+        <w:t>ADANI SOLAR ENERGY JODHPUR SIX LIMITED</w:t>
       </w:r>
     </w:p>
     <w:p>
@@ -3149,36 +3194,6 @@
           <w:sz w:val="20"/>
           <w:u w:val="none"/>
         </w:rPr>
-        <w:t>ADANI SOLAR ENERGY JODHPUR SIX LIMITED</w:t>
-      </w:r>
-    </w:p>
-    <w:p>
-      <w:pPr>
-        <w:spacing w:before="0" w:after="20"/>
-        <w:jc w:val="left"/>
-      </w:pPr>
-      <w:r>
-        <w:rPr>
-          <w:rFonts w:ascii="Adani" w:hAnsi="Adani"/>
-          <w:b/>
-          <w:sz w:val="20"/>
-          <w:u w:val="none"/>
-        </w:rPr>
-        <w:t>ADANI SOLAR ENERGY RJ TWO PRIVATE LIMITED</w:t>
-      </w:r>
-    </w:p>
-    <w:p>
-      <w:pPr>
-        <w:spacing w:before="0" w:after="20"/>
-        <w:jc w:val="left"/>
-      </w:pPr>
-      <w:r>
-        <w:rPr>
-          <w:rFonts w:ascii="Adani" w:hAnsi="Adani"/>
-          <w:b/>
-          <w:sz w:val="20"/>
-          <w:u w:val="none"/>
-        </w:rPr>
         <w:t>ADANI RENEWABLE ENERGY FOURTEEN LIMITED</w:t>
       </w:r>
     </w:p>
@@ -3194,22 +3209,7 @@
           <w:sz w:val="20"/>
           <w:u w:val="none"/>
         </w:rPr>
-        <w:t>ADANI RENEWABLE ENERGY HOLDING SIXTEEN LIMITED</w:t>
-      </w:r>
-    </w:p>
-    <w:p>
-      <w:pPr>
-        <w:spacing w:before="0" w:after="20"/>
-        <w:jc w:val="left"/>
-      </w:pPr>
-      <w:r>
-        <w:rPr>
-          <w:rFonts w:ascii="Adani" w:hAnsi="Adani"/>
-          <w:b/>
-          <w:sz w:val="20"/>
-          <w:u w:val="none"/>
-        </w:rPr>
-        <w:t>ADANI RENEWABLE ENERGY HOLDING NINETEEN PRIVATE LIMITED</w:t>
+        <w:t>ADANI RENEWABLE ENERGY TWELVE LIMITED</w:t>
       </w:r>
     </w:p>
     <w:p/>
@@ -3285,7 +3285,7 @@
           <w:sz w:val="20"/>
           <w:u w:val="none"/>
         </w:rPr>
-        <w:t>ADANI RENEWABLE ENERGY TWELVE LIMITED</w:t>
+        <w:t>ADANI RENEWABLE ENERGY HOLDING SIXTEEN LIMITED</w:t>
       </w:r>
     </w:p>
     <w:p>
@@ -3330,7 +3330,7 @@
           <w:sz w:val="20"/>
           <w:u w:val="none"/>
         </w:rPr>
-        <w:t>ADANI RENEWABLE ENERGY HOLDING SIXTEEN LIMITED</w:t>
+        <w:t>ADANI RENEWABLE ENERGY TWELVE LIMITED</w:t>
       </w:r>
     </w:p>
     <w:p/>
@@ -3410,7 +3410,7 @@
           <w:sz w:val="20"/>
           <w:u w:val="none"/>
         </w:rPr>
-        <w:t>ADANI SOLAR ENERGY JAISALMER TWO PRIVATE LIMITED</w:t>
+        <w:t>ADANI RENEWABLE ENERGY HOLDING NINETEEN PRIVATE LIMITED</w:t>
       </w:r>
     </w:p>
     <w:p>
@@ -3440,7 +3440,7 @@
           <w:sz w:val="20"/>
           <w:u w:val="none"/>
         </w:rPr>
-        <w:t>ADANI RENEWABLE ENERGY HOLDING NINETEEN PRIVATE LIMITED</w:t>
+        <w:t>ADANI SOLAR ENERGY JAISALMER TWO PRIVATE LIMITED</w:t>
       </w:r>
     </w:p>
     <w:p/>
@@ -4599,7 +4599,7 @@
                 <w:sz w:val="18"/>
                 <w:u w:val="none"/>
               </w:rPr>
-              <w:t>U40106DL2018PLC337548</w:t>
+              <w:t>U74999DL2018PTC335493</w:t>
             </w:r>
           </w:p>
         </w:tc>
@@ -4627,7 +4627,349 @@
                 <w:sz w:val="18"/>
                 <w:u w:val="none"/>
               </w:rPr>
-              <w:t>ADANI RENEWABLE ENERGY TWELVE LIMITED</w:t>
+              <w:t>ADANI RENEWABLE ENERGY HOLDING NINETEEN PRIVATE LIMITED</w:t>
+            </w:r>
+          </w:p>
+        </w:tc>
+        <w:tc>
+          <w:tcPr>
+            <w:tcW w:type="dxa" w:w="1587"/>
+            <w:shd w:val="clear" w:color="auto" w:fill="FFFFFF"/>
+            <w:tcBorders>
+              <w:top w:val="single" w:sz="4" w:space="0" w:color="000000"/>
+              <w:left w:val="single" w:sz="4" w:space="0" w:color="000000"/>
+              <w:bottom w:val="single" w:sz="4" w:space="0" w:color="000000"/>
+              <w:right w:val="single" w:sz="4" w:space="0" w:color="000000"/>
+            </w:tcBorders>
+            <w:vAlign w:val="center"/>
+          </w:tcPr>
+          <w:p>
+            <w:pPr>
+              <w:spacing w:before="40" w:after="40"/>
+              <w:jc w:val="left"/>
+            </w:pPr>
+            <w:r>
+              <w:rPr>
+                <w:rFonts w:ascii="Adani" w:hAnsi="Adani"/>
+                <w:b w:val="0"/>
+                <w:sz w:val="18"/>
+                <w:u w:val="none"/>
+              </w:rPr>
+              <w:t>Additional Director</w:t>
+            </w:r>
+          </w:p>
+        </w:tc>
+        <w:tc>
+          <w:tcPr>
+            <w:tcW w:type="dxa" w:w="1304"/>
+            <w:shd w:val="clear" w:color="auto" w:fill="FFFFFF"/>
+            <w:tcBorders>
+              <w:top w:val="single" w:sz="4" w:space="0" w:color="000000"/>
+              <w:left w:val="single" w:sz="4" w:space="0" w:color="000000"/>
+              <w:bottom w:val="single" w:sz="4" w:space="0" w:color="000000"/>
+              <w:right w:val="single" w:sz="4" w:space="0" w:color="000000"/>
+            </w:tcBorders>
+            <w:vAlign w:val="center"/>
+          </w:tcPr>
+          <w:p>
+            <w:pPr>
+              <w:spacing w:before="40" w:after="40"/>
+              <w:jc w:val="left"/>
+            </w:pPr>
+            <w:r>
+              <w:rPr>
+                <w:rFonts w:ascii="Adani" w:hAnsi="Adani"/>
+                <w:b w:val="0"/>
+                <w:sz w:val="18"/>
+                <w:u w:val="none"/>
+              </w:rPr>
+              <w:t>03/09/2025</w:t>
+            </w:r>
+          </w:p>
+        </w:tc>
+      </w:tr>
+      <w:tr>
+        <w:tc>
+          <w:tcPr>
+            <w:tcW w:type="dxa" w:w="2268"/>
+            <w:shd w:val="clear" w:color="auto" w:fill="FFFFFF"/>
+            <w:tcBorders>
+              <w:top w:val="single" w:sz="4" w:space="0" w:color="000000"/>
+              <w:left w:val="single" w:sz="4" w:space="0" w:color="000000"/>
+              <w:bottom w:val="single" w:sz="4" w:space="0" w:color="000000"/>
+              <w:right w:val="single" w:sz="4" w:space="0" w:color="000000"/>
+            </w:tcBorders>
+            <w:vAlign w:val="center"/>
+          </w:tcPr>
+          <w:p>
+            <w:pPr>
+              <w:spacing w:before="40" w:after="40"/>
+              <w:jc w:val="left"/>
+            </w:pPr>
+            <w:r>
+              <w:rPr>
+                <w:rFonts w:ascii="Adani" w:hAnsi="Adani"/>
+                <w:b w:val="0"/>
+                <w:sz w:val="18"/>
+                <w:u w:val="none"/>
+              </w:rPr>
+              <w:t>U40106DL2018PLC341851</w:t>
+            </w:r>
+          </w:p>
+        </w:tc>
+        <w:tc>
+          <w:tcPr>
+            <w:tcW w:type="dxa" w:w="4252"/>
+            <w:shd w:val="clear" w:color="auto" w:fill="FFFFFF"/>
+            <w:tcBorders>
+              <w:top w:val="single" w:sz="4" w:space="0" w:color="000000"/>
+              <w:left w:val="single" w:sz="4" w:space="0" w:color="000000"/>
+              <w:bottom w:val="single" w:sz="4" w:space="0" w:color="000000"/>
+              <w:right w:val="single" w:sz="4" w:space="0" w:color="000000"/>
+            </w:tcBorders>
+            <w:vAlign w:val="center"/>
+          </w:tcPr>
+          <w:p>
+            <w:pPr>
+              <w:spacing w:before="40" w:after="40"/>
+              <w:jc w:val="left"/>
+            </w:pPr>
+            <w:r>
+              <w:rPr>
+                <w:rFonts w:ascii="Adani" w:hAnsi="Adani"/>
+                <w:b w:val="0"/>
+                <w:sz w:val="18"/>
+                <w:u w:val="none"/>
+              </w:rPr>
+              <w:t>ADANI RENEWABLE ENERGY HOLDING SIXTEEN LIMITED</w:t>
+            </w:r>
+          </w:p>
+        </w:tc>
+        <w:tc>
+          <w:tcPr>
+            <w:tcW w:type="dxa" w:w="1587"/>
+            <w:shd w:val="clear" w:color="auto" w:fill="FFFFFF"/>
+            <w:tcBorders>
+              <w:top w:val="single" w:sz="4" w:space="0" w:color="000000"/>
+              <w:left w:val="single" w:sz="4" w:space="0" w:color="000000"/>
+              <w:bottom w:val="single" w:sz="4" w:space="0" w:color="000000"/>
+              <w:right w:val="single" w:sz="4" w:space="0" w:color="000000"/>
+            </w:tcBorders>
+            <w:vAlign w:val="center"/>
+          </w:tcPr>
+          <w:p>
+            <w:pPr>
+              <w:spacing w:before="40" w:after="40"/>
+              <w:jc w:val="left"/>
+            </w:pPr>
+            <w:r>
+              <w:rPr>
+                <w:rFonts w:ascii="Adani" w:hAnsi="Adani"/>
+                <w:b w:val="0"/>
+                <w:sz w:val="18"/>
+                <w:u w:val="none"/>
+              </w:rPr>
+              <w:t>Additional Director</w:t>
+            </w:r>
+          </w:p>
+        </w:tc>
+        <w:tc>
+          <w:tcPr>
+            <w:tcW w:type="dxa" w:w="1304"/>
+            <w:shd w:val="clear" w:color="auto" w:fill="FFFFFF"/>
+            <w:tcBorders>
+              <w:top w:val="single" w:sz="4" w:space="0" w:color="000000"/>
+              <w:left w:val="single" w:sz="4" w:space="0" w:color="000000"/>
+              <w:bottom w:val="single" w:sz="4" w:space="0" w:color="000000"/>
+              <w:right w:val="single" w:sz="4" w:space="0" w:color="000000"/>
+            </w:tcBorders>
+            <w:vAlign w:val="center"/>
+          </w:tcPr>
+          <w:p>
+            <w:pPr>
+              <w:spacing w:before="40" w:after="40"/>
+              <w:jc w:val="left"/>
+            </w:pPr>
+            <w:r>
+              <w:rPr>
+                <w:rFonts w:ascii="Adani" w:hAnsi="Adani"/>
+                <w:b w:val="0"/>
+                <w:sz w:val="18"/>
+                <w:u w:val="none"/>
+              </w:rPr>
+              <w:t>03/09/2025</w:t>
+            </w:r>
+          </w:p>
+        </w:tc>
+      </w:tr>
+      <w:tr>
+        <w:tc>
+          <w:tcPr>
+            <w:tcW w:type="dxa" w:w="2268"/>
+            <w:shd w:val="clear" w:color="auto" w:fill="FFFFFF"/>
+            <w:tcBorders>
+              <w:top w:val="single" w:sz="4" w:space="0" w:color="000000"/>
+              <w:left w:val="single" w:sz="4" w:space="0" w:color="000000"/>
+              <w:bottom w:val="single" w:sz="4" w:space="0" w:color="000000"/>
+              <w:right w:val="single" w:sz="4" w:space="0" w:color="000000"/>
+            </w:tcBorders>
+            <w:vAlign w:val="center"/>
+          </w:tcPr>
+          <w:p>
+            <w:pPr>
+              <w:spacing w:before="40" w:after="40"/>
+              <w:jc w:val="left"/>
+            </w:pPr>
+            <w:r>
+              <w:rPr>
+                <w:rFonts w:ascii="Adani" w:hAnsi="Adani"/>
+                <w:b w:val="0"/>
+                <w:sz w:val="18"/>
+                <w:u w:val="none"/>
+              </w:rPr>
+              <w:t>U40300DL2019PTC357444</w:t>
+            </w:r>
+          </w:p>
+        </w:tc>
+        <w:tc>
+          <w:tcPr>
+            <w:tcW w:type="dxa" w:w="4252"/>
+            <w:shd w:val="clear" w:color="auto" w:fill="FFFFFF"/>
+            <w:tcBorders>
+              <w:top w:val="single" w:sz="4" w:space="0" w:color="000000"/>
+              <w:left w:val="single" w:sz="4" w:space="0" w:color="000000"/>
+              <w:bottom w:val="single" w:sz="4" w:space="0" w:color="000000"/>
+              <w:right w:val="single" w:sz="4" w:space="0" w:color="000000"/>
+            </w:tcBorders>
+            <w:vAlign w:val="center"/>
+          </w:tcPr>
+          <w:p>
+            <w:pPr>
+              <w:spacing w:before="40" w:after="40"/>
+              <w:jc w:val="left"/>
+            </w:pPr>
+            <w:r>
+              <w:rPr>
+                <w:rFonts w:ascii="Adani" w:hAnsi="Adani"/>
+                <w:b w:val="0"/>
+                <w:sz w:val="18"/>
+                <w:u w:val="none"/>
+              </w:rPr>
+              <w:t>ADANI SOLAR ENERGY RJ TWO PRIVATE LIMITED</w:t>
+            </w:r>
+          </w:p>
+        </w:tc>
+        <w:tc>
+          <w:tcPr>
+            <w:tcW w:type="dxa" w:w="1587"/>
+            <w:shd w:val="clear" w:color="auto" w:fill="FFFFFF"/>
+            <w:tcBorders>
+              <w:top w:val="single" w:sz="4" w:space="0" w:color="000000"/>
+              <w:left w:val="single" w:sz="4" w:space="0" w:color="000000"/>
+              <w:bottom w:val="single" w:sz="4" w:space="0" w:color="000000"/>
+              <w:right w:val="single" w:sz="4" w:space="0" w:color="000000"/>
+            </w:tcBorders>
+            <w:vAlign w:val="center"/>
+          </w:tcPr>
+          <w:p>
+            <w:pPr>
+              <w:spacing w:before="40" w:after="40"/>
+              <w:jc w:val="left"/>
+            </w:pPr>
+            <w:r>
+              <w:rPr>
+                <w:rFonts w:ascii="Adani" w:hAnsi="Adani"/>
+                <w:b w:val="0"/>
+                <w:sz w:val="18"/>
+                <w:u w:val="none"/>
+              </w:rPr>
+              <w:t>Additional Director</w:t>
+            </w:r>
+          </w:p>
+        </w:tc>
+        <w:tc>
+          <w:tcPr>
+            <w:tcW w:type="dxa" w:w="1304"/>
+            <w:shd w:val="clear" w:color="auto" w:fill="FFFFFF"/>
+            <w:tcBorders>
+              <w:top w:val="single" w:sz="4" w:space="0" w:color="000000"/>
+              <w:left w:val="single" w:sz="4" w:space="0" w:color="000000"/>
+              <w:bottom w:val="single" w:sz="4" w:space="0" w:color="000000"/>
+              <w:right w:val="single" w:sz="4" w:space="0" w:color="000000"/>
+            </w:tcBorders>
+            <w:vAlign w:val="center"/>
+          </w:tcPr>
+          <w:p>
+            <w:pPr>
+              <w:spacing w:before="40" w:after="40"/>
+              <w:jc w:val="left"/>
+            </w:pPr>
+            <w:r>
+              <w:rPr>
+                <w:rFonts w:ascii="Adani" w:hAnsi="Adani"/>
+                <w:b w:val="0"/>
+                <w:sz w:val="18"/>
+                <w:u w:val="none"/>
+              </w:rPr>
+              <w:t>03/09/2025</w:t>
+            </w:r>
+          </w:p>
+        </w:tc>
+      </w:tr>
+      <w:tr>
+        <w:tc>
+          <w:tcPr>
+            <w:tcW w:type="dxa" w:w="2268"/>
+            <w:shd w:val="clear" w:color="auto" w:fill="FFFFFF"/>
+            <w:tcBorders>
+              <w:top w:val="single" w:sz="4" w:space="0" w:color="000000"/>
+              <w:left w:val="single" w:sz="4" w:space="0" w:color="000000"/>
+              <w:bottom w:val="single" w:sz="4" w:space="0" w:color="000000"/>
+              <w:right w:val="single" w:sz="4" w:space="0" w:color="000000"/>
+            </w:tcBorders>
+            <w:vAlign w:val="center"/>
+          </w:tcPr>
+          <w:p>
+            <w:pPr>
+              <w:spacing w:before="40" w:after="40"/>
+              <w:jc w:val="left"/>
+            </w:pPr>
+            <w:r>
+              <w:rPr>
+                <w:rFonts w:ascii="Adani" w:hAnsi="Adani"/>
+                <w:b w:val="0"/>
+                <w:sz w:val="18"/>
+                <w:u w:val="none"/>
+              </w:rPr>
+              <w:t>U40106DL2020PLC363025</w:t>
+            </w:r>
+          </w:p>
+        </w:tc>
+        <w:tc>
+          <w:tcPr>
+            <w:tcW w:type="dxa" w:w="4252"/>
+            <w:shd w:val="clear" w:color="auto" w:fill="FFFFFF"/>
+            <w:tcBorders>
+              <w:top w:val="single" w:sz="4" w:space="0" w:color="000000"/>
+              <w:left w:val="single" w:sz="4" w:space="0" w:color="000000"/>
+              <w:bottom w:val="single" w:sz="4" w:space="0" w:color="000000"/>
+              <w:right w:val="single" w:sz="4" w:space="0" w:color="000000"/>
+            </w:tcBorders>
+            <w:vAlign w:val="center"/>
+          </w:tcPr>
+          <w:p>
+            <w:pPr>
+              <w:spacing w:before="40" w:after="40"/>
+              <w:jc w:val="left"/>
+            </w:pPr>
+            <w:r>
+              <w:rPr>
+                <w:rFonts w:ascii="Adani" w:hAnsi="Adani"/>
+                <w:b w:val="0"/>
+                <w:sz w:val="18"/>
+                <w:u w:val="none"/>
+              </w:rPr>
+              <w:t>ADANI SOLAR ENERGY JODHPUR SIX LIMITED</w:t>
             </w:r>
           </w:p>
         </w:tc>
@@ -4827,234 +5169,6 @@
                 <w:sz w:val="18"/>
                 <w:u w:val="none"/>
               </w:rPr>
-              <w:t>U40106DL2020PLC363025</w:t>
-            </w:r>
-          </w:p>
-        </w:tc>
-        <w:tc>
-          <w:tcPr>
-            <w:tcW w:type="dxa" w:w="4252"/>
-            <w:shd w:val="clear" w:color="auto" w:fill="FFFFFF"/>
-            <w:tcBorders>
-              <w:top w:val="single" w:sz="4" w:space="0" w:color="000000"/>
-              <w:left w:val="single" w:sz="4" w:space="0" w:color="000000"/>
-              <w:bottom w:val="single" w:sz="4" w:space="0" w:color="000000"/>
-              <w:right w:val="single" w:sz="4" w:space="0" w:color="000000"/>
-            </w:tcBorders>
-            <w:vAlign w:val="center"/>
-          </w:tcPr>
-          <w:p>
-            <w:pPr>
-              <w:spacing w:before="40" w:after="40"/>
-              <w:jc w:val="left"/>
-            </w:pPr>
-            <w:r>
-              <w:rPr>
-                <w:rFonts w:ascii="Adani" w:hAnsi="Adani"/>
-                <w:b w:val="0"/>
-                <w:sz w:val="18"/>
-                <w:u w:val="none"/>
-              </w:rPr>
-              <w:t>ADANI SOLAR ENERGY JODHPUR SIX LIMITED</w:t>
-            </w:r>
-          </w:p>
-        </w:tc>
-        <w:tc>
-          <w:tcPr>
-            <w:tcW w:type="dxa" w:w="1587"/>
-            <w:shd w:val="clear" w:color="auto" w:fill="FFFFFF"/>
-            <w:tcBorders>
-              <w:top w:val="single" w:sz="4" w:space="0" w:color="000000"/>
-              <w:left w:val="single" w:sz="4" w:space="0" w:color="000000"/>
-              <w:bottom w:val="single" w:sz="4" w:space="0" w:color="000000"/>
-              <w:right w:val="single" w:sz="4" w:space="0" w:color="000000"/>
-            </w:tcBorders>
-            <w:vAlign w:val="center"/>
-          </w:tcPr>
-          <w:p>
-            <w:pPr>
-              <w:spacing w:before="40" w:after="40"/>
-              <w:jc w:val="left"/>
-            </w:pPr>
-            <w:r>
-              <w:rPr>
-                <w:rFonts w:ascii="Adani" w:hAnsi="Adani"/>
-                <w:b w:val="0"/>
-                <w:sz w:val="18"/>
-                <w:u w:val="none"/>
-              </w:rPr>
-              <w:t>Additional Director</w:t>
-            </w:r>
-          </w:p>
-        </w:tc>
-        <w:tc>
-          <w:tcPr>
-            <w:tcW w:type="dxa" w:w="1304"/>
-            <w:shd w:val="clear" w:color="auto" w:fill="FFFFFF"/>
-            <w:tcBorders>
-              <w:top w:val="single" w:sz="4" w:space="0" w:color="000000"/>
-              <w:left w:val="single" w:sz="4" w:space="0" w:color="000000"/>
-              <w:bottom w:val="single" w:sz="4" w:space="0" w:color="000000"/>
-              <w:right w:val="single" w:sz="4" w:space="0" w:color="000000"/>
-            </w:tcBorders>
-            <w:vAlign w:val="center"/>
-          </w:tcPr>
-          <w:p>
-            <w:pPr>
-              <w:spacing w:before="40" w:after="40"/>
-              <w:jc w:val="left"/>
-            </w:pPr>
-            <w:r>
-              <w:rPr>
-                <w:rFonts w:ascii="Adani" w:hAnsi="Adani"/>
-                <w:b w:val="0"/>
-                <w:sz w:val="18"/>
-                <w:u w:val="none"/>
-              </w:rPr>
-              <w:t>03/09/2025</w:t>
-            </w:r>
-          </w:p>
-        </w:tc>
-      </w:tr>
-      <w:tr>
-        <w:tc>
-          <w:tcPr>
-            <w:tcW w:type="dxa" w:w="2268"/>
-            <w:shd w:val="clear" w:color="auto" w:fill="FFFFFF"/>
-            <w:tcBorders>
-              <w:top w:val="single" w:sz="4" w:space="0" w:color="000000"/>
-              <w:left w:val="single" w:sz="4" w:space="0" w:color="000000"/>
-              <w:bottom w:val="single" w:sz="4" w:space="0" w:color="000000"/>
-              <w:right w:val="single" w:sz="4" w:space="0" w:color="000000"/>
-            </w:tcBorders>
-            <w:vAlign w:val="center"/>
-          </w:tcPr>
-          <w:p>
-            <w:pPr>
-              <w:spacing w:before="40" w:after="40"/>
-              <w:jc w:val="left"/>
-            </w:pPr>
-            <w:r>
-              <w:rPr>
-                <w:rFonts w:ascii="Adani" w:hAnsi="Adani"/>
-                <w:b w:val="0"/>
-                <w:sz w:val="18"/>
-                <w:u w:val="none"/>
-              </w:rPr>
-              <w:t>U40300DL2019PTC357444</w:t>
-            </w:r>
-          </w:p>
-        </w:tc>
-        <w:tc>
-          <w:tcPr>
-            <w:tcW w:type="dxa" w:w="4252"/>
-            <w:shd w:val="clear" w:color="auto" w:fill="FFFFFF"/>
-            <w:tcBorders>
-              <w:top w:val="single" w:sz="4" w:space="0" w:color="000000"/>
-              <w:left w:val="single" w:sz="4" w:space="0" w:color="000000"/>
-              <w:bottom w:val="single" w:sz="4" w:space="0" w:color="000000"/>
-              <w:right w:val="single" w:sz="4" w:space="0" w:color="000000"/>
-            </w:tcBorders>
-            <w:vAlign w:val="center"/>
-          </w:tcPr>
-          <w:p>
-            <w:pPr>
-              <w:spacing w:before="40" w:after="40"/>
-              <w:jc w:val="left"/>
-            </w:pPr>
-            <w:r>
-              <w:rPr>
-                <w:rFonts w:ascii="Adani" w:hAnsi="Adani"/>
-                <w:b w:val="0"/>
-                <w:sz w:val="18"/>
-                <w:u w:val="none"/>
-              </w:rPr>
-              <w:t>ADANI SOLAR ENERGY RJ TWO PRIVATE LIMITED</w:t>
-            </w:r>
-          </w:p>
-        </w:tc>
-        <w:tc>
-          <w:tcPr>
-            <w:tcW w:type="dxa" w:w="1587"/>
-            <w:shd w:val="clear" w:color="auto" w:fill="FFFFFF"/>
-            <w:tcBorders>
-              <w:top w:val="single" w:sz="4" w:space="0" w:color="000000"/>
-              <w:left w:val="single" w:sz="4" w:space="0" w:color="000000"/>
-              <w:bottom w:val="single" w:sz="4" w:space="0" w:color="000000"/>
-              <w:right w:val="single" w:sz="4" w:space="0" w:color="000000"/>
-            </w:tcBorders>
-            <w:vAlign w:val="center"/>
-          </w:tcPr>
-          <w:p>
-            <w:pPr>
-              <w:spacing w:before="40" w:after="40"/>
-              <w:jc w:val="left"/>
-            </w:pPr>
-            <w:r>
-              <w:rPr>
-                <w:rFonts w:ascii="Adani" w:hAnsi="Adani"/>
-                <w:b w:val="0"/>
-                <w:sz w:val="18"/>
-                <w:u w:val="none"/>
-              </w:rPr>
-              <w:t>Additional Director</w:t>
-            </w:r>
-          </w:p>
-        </w:tc>
-        <w:tc>
-          <w:tcPr>
-            <w:tcW w:type="dxa" w:w="1304"/>
-            <w:shd w:val="clear" w:color="auto" w:fill="FFFFFF"/>
-            <w:tcBorders>
-              <w:top w:val="single" w:sz="4" w:space="0" w:color="000000"/>
-              <w:left w:val="single" w:sz="4" w:space="0" w:color="000000"/>
-              <w:bottom w:val="single" w:sz="4" w:space="0" w:color="000000"/>
-              <w:right w:val="single" w:sz="4" w:space="0" w:color="000000"/>
-            </w:tcBorders>
-            <w:vAlign w:val="center"/>
-          </w:tcPr>
-          <w:p>
-            <w:pPr>
-              <w:spacing w:before="40" w:after="40"/>
-              <w:jc w:val="left"/>
-            </w:pPr>
-            <w:r>
-              <w:rPr>
-                <w:rFonts w:ascii="Adani" w:hAnsi="Adani"/>
-                <w:b w:val="0"/>
-                <w:sz w:val="18"/>
-                <w:u w:val="none"/>
-              </w:rPr>
-              <w:t>03/09/2025</w:t>
-            </w:r>
-          </w:p>
-        </w:tc>
-      </w:tr>
-      <w:tr>
-        <w:tc>
-          <w:tcPr>
-            <w:tcW w:type="dxa" w:w="2268"/>
-            <w:shd w:val="clear" w:color="auto" w:fill="FFFFFF"/>
-            <w:tcBorders>
-              <w:top w:val="single" w:sz="4" w:space="0" w:color="000000"/>
-              <w:left w:val="single" w:sz="4" w:space="0" w:color="000000"/>
-              <w:bottom w:val="single" w:sz="4" w:space="0" w:color="000000"/>
-              <w:right w:val="single" w:sz="4" w:space="0" w:color="000000"/>
-            </w:tcBorders>
-            <w:vAlign w:val="center"/>
-          </w:tcPr>
-          <w:p>
-            <w:pPr>
-              <w:spacing w:before="40" w:after="40"/>
-              <w:jc w:val="left"/>
-            </w:pPr>
-            <w:r>
-              <w:rPr>
-                <w:rFonts w:ascii="Adani" w:hAnsi="Adani"/>
-                <w:b w:val="0"/>
-                <w:sz w:val="18"/>
-                <w:u w:val="none"/>
-              </w:rPr>
               <w:t>U40106DL2019PLC347418</w:t>
             </w:r>
           </w:p>
@@ -5169,7 +5283,7 @@
                 <w:sz w:val="18"/>
                 <w:u w:val="none"/>
               </w:rPr>
-              <w:t>U40106DL2018PLC341851</w:t>
+              <w:t>U40106DL2018PLC337548</w:t>
             </w:r>
           </w:p>
         </w:tc>
@@ -5197,121 +5311,7 @@
                 <w:sz w:val="18"/>
                 <w:u w:val="none"/>
               </w:rPr>
-              <w:t>ADANI RENEWABLE ENERGY HOLDING SIXTEEN LIMITED</w:t>
-            </w:r>
-          </w:p>
-        </w:tc>
-        <w:tc>
-          <w:tcPr>
-            <w:tcW w:type="dxa" w:w="1587"/>
-            <w:shd w:val="clear" w:color="auto" w:fill="FFFFFF"/>
-            <w:tcBorders>
-              <w:top w:val="single" w:sz="4" w:space="0" w:color="000000"/>
-              <w:left w:val="single" w:sz="4" w:space="0" w:color="000000"/>
-              <w:bottom w:val="single" w:sz="4" w:space="0" w:color="000000"/>
-              <w:right w:val="single" w:sz="4" w:space="0" w:color="000000"/>
-            </w:tcBorders>
-            <w:vAlign w:val="center"/>
-          </w:tcPr>
-          <w:p>
-            <w:pPr>
-              <w:spacing w:before="40" w:after="40"/>
-              <w:jc w:val="left"/>
-            </w:pPr>
-            <w:r>
-              <w:rPr>
-                <w:rFonts w:ascii="Adani" w:hAnsi="Adani"/>
-                <w:b w:val="0"/>
-                <w:sz w:val="18"/>
-                <w:u w:val="none"/>
-              </w:rPr>
-              <w:t>Additional Director</w:t>
-            </w:r>
-          </w:p>
-        </w:tc>
-        <w:tc>
-          <w:tcPr>
-            <w:tcW w:type="dxa" w:w="1304"/>
-            <w:shd w:val="clear" w:color="auto" w:fill="FFFFFF"/>
-            <w:tcBorders>
-              <w:top w:val="single" w:sz="4" w:space="0" w:color="000000"/>
-              <w:left w:val="single" w:sz="4" w:space="0" w:color="000000"/>
-              <w:bottom w:val="single" w:sz="4" w:space="0" w:color="000000"/>
-              <w:right w:val="single" w:sz="4" w:space="0" w:color="000000"/>
-            </w:tcBorders>
-            <w:vAlign w:val="center"/>
-          </w:tcPr>
-          <w:p>
-            <w:pPr>
-              <w:spacing w:before="40" w:after="40"/>
-              <w:jc w:val="left"/>
-            </w:pPr>
-            <w:r>
-              <w:rPr>
-                <w:rFonts w:ascii="Adani" w:hAnsi="Adani"/>
-                <w:b w:val="0"/>
-                <w:sz w:val="18"/>
-                <w:u w:val="none"/>
-              </w:rPr>
-              <w:t>03/09/2025</w:t>
-            </w:r>
-          </w:p>
-        </w:tc>
-      </w:tr>
-      <w:tr>
-        <w:tc>
-          <w:tcPr>
-            <w:tcW w:type="dxa" w:w="2268"/>
-            <w:shd w:val="clear" w:color="auto" w:fill="FFFFFF"/>
-            <w:tcBorders>
-              <w:top w:val="single" w:sz="4" w:space="0" w:color="000000"/>
-              <w:left w:val="single" w:sz="4" w:space="0" w:color="000000"/>
-              <w:bottom w:val="single" w:sz="4" w:space="0" w:color="000000"/>
-              <w:right w:val="single" w:sz="4" w:space="0" w:color="000000"/>
-            </w:tcBorders>
-            <w:vAlign w:val="center"/>
-          </w:tcPr>
-          <w:p>
-            <w:pPr>
-              <w:spacing w:before="40" w:after="40"/>
-              <w:jc w:val="left"/>
-            </w:pPr>
-            <w:r>
-              <w:rPr>
-                <w:rFonts w:ascii="Adani" w:hAnsi="Adani"/>
-                <w:b w:val="0"/>
-                <w:sz w:val="18"/>
-                <w:u w:val="none"/>
-              </w:rPr>
-              <w:t>U74999DL2018PTC335493</w:t>
-            </w:r>
-          </w:p>
-        </w:tc>
-        <w:tc>
-          <w:tcPr>
-            <w:tcW w:type="dxa" w:w="4252"/>
-            <w:shd w:val="clear" w:color="auto" w:fill="FFFFFF"/>
-            <w:tcBorders>
-              <w:top w:val="single" w:sz="4" w:space="0" w:color="000000"/>
-              <w:left w:val="single" w:sz="4" w:space="0" w:color="000000"/>
-              <w:bottom w:val="single" w:sz="4" w:space="0" w:color="000000"/>
-              <w:right w:val="single" w:sz="4" w:space="0" w:color="000000"/>
-            </w:tcBorders>
-            <w:vAlign w:val="center"/>
-          </w:tcPr>
-          <w:p>
-            <w:pPr>
-              <w:spacing w:before="40" w:after="40"/>
-              <w:jc w:val="left"/>
-            </w:pPr>
-            <w:r>
-              <w:rPr>
-                <w:rFonts w:ascii="Adani" w:hAnsi="Adani"/>
-                <w:b w:val="0"/>
-                <w:sz w:val="18"/>
-                <w:u w:val="none"/>
-              </w:rPr>
-              <w:t>ADANI RENEWABLE ENERGY HOLDING NINETEEN PRIVATE LIMITED</w:t>
+              <w:t>ADANI RENEWABLE ENERGY TWELVE LIMITED</w:t>
             </w:r>
           </w:p>
         </w:tc>
